--- a/AntiGubrnator/04. Обращение о созыве заседания Сената.docx
+++ b/AntiGubrnator/04. Обращение о созыве заседания Сената.docx
@@ -176,7 +176,7 @@
           <w:i w:val="0"/>
           <w:sz w:val="24"/>
         </w:rPr>
-        <w:t xml:space="preserve"> рассмотрение проекта постановления Сената о преодолении отклонения (вето) Губернатора штата Сан-Андреас по закону ACT. 244;</w:t>
+        <w:t xml:space="preserve"> рассмотрение проекта постановления Сената о преодолении отклонения (вето) Губернатора штата Сан-Андреас по законопроекту ACT. 244 (Процессуальный кодекс, IAD, краткая редакция);</w:t>
       </w:r>
     </w:p>
     <w:p>
@@ -201,7 +201,7 @@
           <w:i w:val="0"/>
           <w:sz w:val="24"/>
         </w:rPr>
-        <w:t xml:space="preserve"> провести голосование по указанному вопросу в порядке ч. 4 ст. 80 Конституции штата Сан-Андреас (не менее двух третей от общего числа действующих сенаторов).</w:t>
+        <w:t xml:space="preserve"> провести голосование по указанному вопросу в порядке ч. 4 ст. 80 Конституции штата Сан-Андреас (не менее двух третей от общего числа действующих сенаторов) с фиксацией в протоколе общего числа действующих сенаторов.</w:t>
       </w:r>
     </w:p>
     <w:p>
@@ -625,7 +625,7 @@
                 <w:i w:val="0"/>
                 <w:sz w:val="21"/>
               </w:rPr>
-              <w:t>ч. 4 ст. 80 Конституции</w:t>
+              <w:t>ч. 4 и ч. 5 ст. 80 Конституции</w:t>
             </w:r>
           </w:p>
         </w:tc>
@@ -646,7 +646,7 @@
                 <w:i w:val="0"/>
                 <w:sz w:val="21"/>
               </w:rPr>
-              <w:t>при двух третях голосов закон подлежит подписанию в течение двух дней</w:t>
+              <w:t>при двух третях от числа действующих сенаторов закон подлежит подписанию в течение двух дней; число действующих фиксируется перед голосованием</w:t>
             </w:r>
           </w:p>
         </w:tc>
@@ -667,7 +667,7 @@
                 <w:i w:val="0"/>
                 <w:sz w:val="21"/>
               </w:rPr>
-              <w:t>предмет заседания</w:t>
+              <w:t>предмет заседания и порядок подсчёта</w:t>
             </w:r>
           </w:p>
         </w:tc>
@@ -715,7 +715,7 @@
           <w:i w:val="0"/>
           <w:sz w:val="24"/>
         </w:rPr>
-        <w:t xml:space="preserve"> Закон ACT. 244 поступил Губернатору 29.10.2026. Двухдневный срок, установленный ч. 3 ст. 80 Конституции для подписания и обнародования, истекает </w:t>
+        <w:t xml:space="preserve"> Законопроект ACT. 244 принят 10 голосами «за» при 3 «против» и 1 воздержавшемся — 14 голосовавших. Две трети от 14 составляют 9,33, с округлением вверх — </w:t>
       </w:r>
       <w:r>
         <w:rPr>
@@ -724,7 +724,7 @@
           <w:i w:val="0"/>
           <w:sz w:val="24"/>
         </w:rPr>
-        <w:t>31.10.2026 в 24:00</w:t>
+        <w:t>10</w:t>
       </w:r>
       <w:r>
         <w:rPr>
@@ -733,7 +733,25 @@
           <w:i w:val="0"/>
           <w:sz w:val="24"/>
         </w:rPr>
-        <w:t xml:space="preserve"> (ч. 2 ст. 8 КЗ «О нормативных правовых актах»: течение срока начинается на следующий день после события).</w:t>
+        <w:t xml:space="preserve"> (ч. 5 ст. 80 Конституции). То есть </w:t>
+      </w:r>
+      <w:r>
+        <w:rPr>
+          <w:rFonts w:ascii="Times New Roman" w:hAnsi="Times New Roman" w:cs="Times New Roman" w:eastAsia="Times New Roman"/>
+          <w:b/>
+          <w:i w:val="0"/>
+          <w:sz w:val="24"/>
+        </w:rPr>
+        <w:t>необходимое число голосов уже подано</w:t>
+      </w:r>
+      <w:r>
+        <w:rPr>
+          <w:rFonts w:ascii="Times New Roman" w:hAnsi="Times New Roman" w:cs="Times New Roman" w:eastAsia="Times New Roman"/>
+          <w:b w:val="0"/>
+          <w:i w:val="0"/>
+          <w:sz w:val="24"/>
+        </w:rPr>
+        <w:t>: преодоление вето возможно тем же составом, без поиска новых сторонников.</w:t>
       </w:r>
     </w:p>
     <w:p>
@@ -758,7 +776,7 @@
           <w:i w:val="0"/>
           <w:sz w:val="24"/>
         </w:rPr>
-        <w:t xml:space="preserve"> 30.10.2026 издан Указ № 81, который не содержит мотивированного обоснования, отклоняет иной предмет («поправку в Процессуальный кодекс») и не идентифицирует отклоняемый закон (незаполненный реквизит «дата»). Правовых последствий для ACT. 244 указ не создаёт; обязанность Губернатора подписать закон сохраняется и истекает сегодня.</w:t>
+        <w:t xml:space="preserve"> Это преимущество исчезает при изменении состава: достаточно, чтобы один из десяти отсутствовал, вышел из числа действующих или был отстранён вместе с фракцией, — и требуются 10 из 15 (проходит), 11 из 16 или 12 из 17 (не проходит). Каждый день отсрочки — риск, а не нейтральное ожидание.</w:t>
       </w:r>
     </w:p>
     <w:p>
@@ -783,25 +801,7 @@
           <w:i w:val="0"/>
           <w:sz w:val="24"/>
         </w:rPr>
-        <w:t xml:space="preserve"> Административное исковое заявление об оспаривании Указа подлежит подаче в течение 48 часов со дня принятия решения (п. 2 ч. 1 ст. 33 КЗ «О судебной системе»). Иск подаётся сегодня, не дожидаясь заседания; постановление Сената приобщается к делу дополнением сразу после голосования. Поэтому заседание должно состояться </w:t>
-      </w:r>
-      <w:r>
-        <w:rPr>
-          <w:rFonts w:ascii="Times New Roman" w:hAnsi="Times New Roman" w:cs="Times New Roman" w:eastAsia="Times New Roman"/>
-          <w:b/>
-          <w:i w:val="0"/>
-          <w:sz w:val="24"/>
-        </w:rPr>
-        <w:t>в тот же день</w:t>
-      </w:r>
-      <w:r>
-        <w:rPr>
-          <w:rFonts w:ascii="Times New Roman" w:hAnsi="Times New Roman" w:cs="Times New Roman" w:eastAsia="Times New Roman"/>
-          <w:b w:val="0"/>
-          <w:i w:val="0"/>
-          <w:sz w:val="24"/>
-        </w:rPr>
-        <w:t xml:space="preserve"> — иначе воля Сената не будет зафиксирована в пределах срока.</w:t>
+        <w:t xml:space="preserve"> 30.10.2026 издан Указ № 81, который не содержит мотивированного обоснования, ссылается на норму, не дающую права отклонения (ч. 4 ст. 80 вместо ч. 1 ст. 83), и содержит незаполненный реквизит «дата». Пока вето не преодолено, закон не действует, а IAD остаётся вне перечня субъектов задержания.</w:t>
       </w:r>
     </w:p>
     <w:p>
@@ -826,7 +826,25 @@
           <w:i w:val="0"/>
           <w:sz w:val="24"/>
         </w:rPr>
-        <w:t xml:space="preserve"> Перенос заседания на следующую неделю лишает смысла сенатский трек: к тому времени двухдневный срок подписания истёк, а 48-часовой срок на судебное оспаривание — тем более. Промедление работает только на Ответчика.</w:t>
+        <w:t xml:space="preserve"> Административное исковое заявление об оспаривании Указа подлежит подаче в течение 48 часов со дня издания решения (п. 2 ч. 1 ст. 33 КЗ «О судебной системе»). Иск подаётся сегодня, не дожидаясь заседания; постановление Сената приобщается к делу дополнением сразу после голосования. Поэтому заседание должно состояться </w:t>
+      </w:r>
+      <w:r>
+        <w:rPr>
+          <w:rFonts w:ascii="Times New Roman" w:hAnsi="Times New Roman" w:cs="Times New Roman" w:eastAsia="Times New Roman"/>
+          <w:b/>
+          <w:i w:val="0"/>
+          <w:sz w:val="24"/>
+        </w:rPr>
+        <w:t>в тот же день</w:t>
+      </w:r>
+      <w:r>
+        <w:rPr>
+          <w:rFonts w:ascii="Times New Roman" w:hAnsi="Times New Roman" w:cs="Times New Roman" w:eastAsia="Times New Roman"/>
+          <w:b w:val="0"/>
+          <w:i w:val="0"/>
+          <w:sz w:val="24"/>
+        </w:rPr>
+        <w:t>.</w:t>
       </w:r>
     </w:p>
     <w:p>
@@ -851,7 +869,32 @@
           <w:i w:val="0"/>
           <w:sz w:val="24"/>
         </w:rPr>
-        <w:t xml:space="preserve"> Заседание правомочно при наличии не менее половины действующих сенаторов (ч. 1 ст. 9 КЗ «О Сенате»). Для принятия постановления требуется не менее двух третей от общего числа действующих сенаторов (ч. 4 ст. 80 Конституции).</w:t>
+        <w:t xml:space="preserve"> Отдельный вопрос, который нужно закрыть до голосования: предварительное одобрение Федерального Суда (ч. 2 Поправки 8 к Конституции). Без него преодоление вето не даёт закону вступить в силу.</w:t>
+      </w:r>
+    </w:p>
+    <w:p>
+      <w:pPr>
+        <w:spacing w:before="0" w:after="120" w:line="276" w:lineRule="auto"/>
+        <w:ind w:firstLine="709"/>
+        <w:jc w:val="both"/>
+      </w:pPr>
+      <w:r>
+        <w:rPr>
+          <w:rFonts w:ascii="Times New Roman" w:hAnsi="Times New Roman" w:cs="Times New Roman" w:eastAsia="Times New Roman"/>
+          <w:b/>
+          <w:i w:val="0"/>
+          <w:sz w:val="24"/>
+        </w:rPr>
+        <w:t>3.6.</w:t>
+      </w:r>
+      <w:r>
+        <w:rPr>
+          <w:rFonts w:ascii="Times New Roman" w:hAnsi="Times New Roman" w:cs="Times New Roman" w:eastAsia="Times New Roman"/>
+          <w:b w:val="0"/>
+          <w:i w:val="0"/>
+          <w:sz w:val="24"/>
+        </w:rPr>
+        <w:t xml:space="preserve"> Заседание правомочно при наличии не менее половины действующих сенаторов (ч. 1 ст. 9 КЗ «О Сенате»). Для принятия постановления требуется не менее двух третей от общего числа действующих (ч. 4 ст. 80 Конституции).</w:t>
       </w:r>
     </w:p>
     <w:p>
@@ -1014,7 +1057,7 @@
                 <w:i w:val="0"/>
                 <w:sz w:val="21"/>
               </w:rPr>
-              <w:t>О преодолении отклонения (вето) Губернатора по закону ACT. 244</w:t>
+              <w:t>О преодолении отклонения (вето) Губернатора по законопроекту ACT. 244</w:t>
             </w:r>
           </w:p>
         </w:tc>
@@ -1100,6 +1143,92 @@
                 <w:i w:val="0"/>
                 <w:sz w:val="21"/>
               </w:rPr>
+              <w:t>Сведения об одобрении Федерального Суда (Поправка 8)</w:t>
+            </w:r>
+          </w:p>
+        </w:tc>
+        <w:tc>
+          <w:tcPr>
+            <w:tcW w:type="dxa" w:w="2339"/>
+          </w:tcPr>
+          <w:p>
+            <w:pPr>
+              <w:spacing w:after="40"/>
+              <w:jc w:val="left"/>
+            </w:pPr>
+            <w:r/>
+            <w:r>
+              <w:rPr>
+                <w:rFonts w:ascii="Times New Roman" w:hAnsi="Times New Roman" w:cs="Times New Roman" w:eastAsia="Times New Roman"/>
+                <w:b w:val="0"/>
+                <w:i w:val="0"/>
+                <w:sz w:val="21"/>
+              </w:rPr>
+              <w:t>____________</w:t>
+            </w:r>
+          </w:p>
+        </w:tc>
+        <w:tc>
+          <w:tcPr>
+            <w:tcW w:type="dxa" w:w="2339"/>
+          </w:tcPr>
+          <w:p>
+            <w:pPr>
+              <w:spacing w:after="40"/>
+              <w:jc w:val="left"/>
+            </w:pPr>
+            <w:r/>
+            <w:r>
+              <w:rPr>
+                <w:rFonts w:ascii="Times New Roman" w:hAnsi="Times New Roman" w:cs="Times New Roman" w:eastAsia="Times New Roman"/>
+                <w:b w:val="0"/>
+                <w:i w:val="0"/>
+                <w:sz w:val="21"/>
+              </w:rPr>
+              <w:t>18:30–18:40</w:t>
+            </w:r>
+          </w:p>
+        </w:tc>
+      </w:tr>
+      <w:tr>
+        <w:tc>
+          <w:tcPr>
+            <w:tcW w:type="dxa" w:w="2339"/>
+          </w:tcPr>
+          <w:p>
+            <w:pPr>
+              <w:spacing w:after="40"/>
+              <w:jc w:val="left"/>
+            </w:pPr>
+            <w:r/>
+            <w:r>
+              <w:rPr>
+                <w:rFonts w:ascii="Times New Roman" w:hAnsi="Times New Roman" w:cs="Times New Roman" w:eastAsia="Times New Roman"/>
+                <w:b w:val="0"/>
+                <w:i w:val="0"/>
+                <w:sz w:val="21"/>
+              </w:rPr>
+              <w:t>3</w:t>
+            </w:r>
+          </w:p>
+        </w:tc>
+        <w:tc>
+          <w:tcPr>
+            <w:tcW w:type="dxa" w:w="2339"/>
+          </w:tcPr>
+          <w:p>
+            <w:pPr>
+              <w:spacing w:after="40"/>
+              <w:jc w:val="left"/>
+            </w:pPr>
+            <w:r/>
+            <w:r>
+              <w:rPr>
+                <w:rFonts w:ascii="Times New Roman" w:hAnsi="Times New Roman" w:cs="Times New Roman" w:eastAsia="Times New Roman"/>
+                <w:b w:val="0"/>
+                <w:i w:val="0"/>
+                <w:sz w:val="21"/>
+              </w:rPr>
               <w:t>О подаче административного искового заявления и запроса в Верховный Суд</w:t>
             </w:r>
           </w:p>
@@ -1142,7 +1271,7 @@
                 <w:i w:val="0"/>
                 <w:sz w:val="21"/>
               </w:rPr>
-              <w:t>18:30–18:45</w:t>
+              <w:t>18:40–18:55</w:t>
             </w:r>
           </w:p>
         </w:tc>
@@ -1165,7 +1294,7 @@
                 <w:i w:val="0"/>
                 <w:sz w:val="21"/>
               </w:rPr>
-              <w:t>3</w:t>
+              <w:t>4</w:t>
             </w:r>
           </w:p>
         </w:tc>
@@ -1228,7 +1357,7 @@
                 <w:i w:val="0"/>
                 <w:sz w:val="21"/>
               </w:rPr>
-              <w:t>18:45–19:00</w:t>
+              <w:t>18:55–19:00</w:t>
             </w:r>
           </w:p>
         </w:tc>
@@ -1283,7 +1412,7 @@
           <w:i w:val="0"/>
           <w:sz w:val="24"/>
         </w:rPr>
-        <w:t>2. Текст законопроекта ACT. 244 и таблица правки ст. 2.2.</w:t>
+        <w:t>2. Принятый текст ACT. 244 и действующая редакция ст. 18 ПК.</w:t>
       </w:r>
     </w:p>
     <w:p>
@@ -1887,7 +2016,7 @@
           <w:i/>
           <w:sz w:val="24"/>
         </w:rPr>
-        <w:t>Требуется более половины от общего числа действующих сенаторов (ч. 4 ст. 9, ч. 1 ст. 12 КЗ «О Сенате»). При 9 действующих сенаторах — не менее 5 подписей.</w:t>
+        <w:t>Требуется более половины от общего числа действующих сенаторов (ч. 4 ст. 9, ч. 1 ст. 12 КЗ «О Сенате»). При 14 действующих сенаторах — не менее 8 подписей.</w:t>
       </w:r>
     </w:p>
     <w:sectPr>

--- a/AntiGubrnator/04. Обращение о созыве заседания Сената.docx
+++ b/AntiGubrnator/04. Обращение о созыве заседания Сената.docx
@@ -176,7 +176,7 @@
           <w:i w:val="0"/>
           <w:sz w:val="24"/>
         </w:rPr>
-        <w:t xml:space="preserve"> рассмотрение проекта постановления Сената о преодолении отклонения (вето) Губернатора штата Сан-Андреас по законопроекту ACT. 244 (Процессуальный кодекс, IAD, краткая редакция);</w:t>
+        <w:t xml:space="preserve"> рассмотрение проекта постановления Сената о преодолении отклонения (вето) Губернатора штата Сан-Андреас по законопроекту ACT. 244 (Процессуальный кодекс, IAD, краткая редакция: новый пункт «м» ч. 1 ст. 18);</w:t>
       </w:r>
     </w:p>
     <w:p>

--- a/AntiGubrnator/04. Обращение о созыве заседания Сената.docx
+++ b/AntiGubrnator/04. Обращение о созыве заседания Сената.docx
@@ -4,72 +4,82 @@
   <w:body>
     <w:p>
       <w:pPr>
-        <w:spacing w:before="0" w:after="80" w:line="276" w:lineRule="auto"/>
+        <w:keepNext w:val="0"/>
+        <w:spacing w:before="0" w:after="120" w:line="276" w:lineRule="auto"/>
+        <w:ind w:firstLine="0" w:left="0"/>
         <w:jc w:val="center"/>
       </w:pPr>
       <w:r>
         <w:rPr>
-          <w:rFonts w:ascii="Times New Roman" w:hAnsi="Times New Roman" w:cs="Times New Roman" w:eastAsia="Times New Roman"/>
+          <w:rFonts w:ascii="Times New Roman" w:hAnsi="Times New Roman" w:eastAsia="Times New Roman"/>
           <w:b/>
           <w:i w:val="0"/>
-          <w:sz w:val="26"/>
+          <w:sz w:val="24"/>
         </w:rPr>
         <w:t>ПРЕДСЕДАТЕЛЮ СЕНАТА ШТАТА САН-АНДРЕАС</w:t>
       </w:r>
     </w:p>
     <w:p>
       <w:pPr>
-        <w:spacing w:before="0" w:after="80" w:line="276" w:lineRule="auto"/>
+        <w:keepNext w:val="0"/>
+        <w:spacing w:before="0" w:after="120" w:line="276" w:lineRule="auto"/>
+        <w:ind w:firstLine="0" w:left="0"/>
         <w:jc w:val="center"/>
       </w:pPr>
       <w:r>
         <w:rPr>
-          <w:rFonts w:ascii="Times New Roman" w:hAnsi="Times New Roman" w:cs="Times New Roman" w:eastAsia="Times New Roman"/>
+          <w:rFonts w:ascii="Times New Roman" w:hAnsi="Times New Roman" w:eastAsia="Times New Roman"/>
           <w:b/>
           <w:i w:val="0"/>
-          <w:sz w:val="26"/>
+          <w:sz w:val="24"/>
         </w:rPr>
         <w:t>ОБРАЩЕНИЕ СЕНАТОРОВ</w:t>
       </w:r>
     </w:p>
     <w:p>
       <w:pPr>
-        <w:spacing w:before="0" w:after="80" w:line="276" w:lineRule="auto"/>
+        <w:keepNext w:val="0"/>
+        <w:spacing w:before="0" w:after="120" w:line="276" w:lineRule="auto"/>
+        <w:ind w:firstLine="0" w:left="0"/>
         <w:jc w:val="center"/>
       </w:pPr>
       <w:r>
         <w:rPr>
-          <w:rFonts w:ascii="Times New Roman" w:hAnsi="Times New Roman" w:cs="Times New Roman" w:eastAsia="Times New Roman"/>
+          <w:rFonts w:ascii="Times New Roman" w:hAnsi="Times New Roman" w:eastAsia="Times New Roman"/>
           <w:b/>
           <w:i w:val="0"/>
-          <w:sz w:val="26"/>
+          <w:sz w:val="24"/>
         </w:rPr>
         <w:t>о созыве внеочередного заседания Сената и включении вопроса в повестку дня</w:t>
       </w:r>
     </w:p>
     <w:p>
       <w:pPr>
-        <w:spacing w:before="0" w:after="80" w:line="276" w:lineRule="auto"/>
+        <w:keepNext w:val="0"/>
+        <w:spacing w:before="0" w:after="120" w:line="276" w:lineRule="auto"/>
+        <w:ind w:firstLine="0" w:left="0"/>
         <w:jc w:val="center"/>
       </w:pPr>
       <w:r>
         <w:rPr>
-          <w:rFonts w:ascii="Times New Roman" w:hAnsi="Times New Roman" w:cs="Times New Roman" w:eastAsia="Times New Roman"/>
+          <w:rFonts w:ascii="Times New Roman" w:hAnsi="Times New Roman" w:eastAsia="Times New Roman"/>
           <w:b/>
           <w:i w:val="0"/>
-          <w:sz w:val="26"/>
+          <w:sz w:val="24"/>
         </w:rPr>
         <w:t>31 октября 2026 года</w:t>
       </w:r>
     </w:p>
     <w:p>
       <w:pPr>
-        <w:spacing w:before="240" w:after="120" w:line="276" w:lineRule="auto"/>
+        <w:keepNext/>
+        <w:spacing w:before="200" w:after="120" w:line="276" w:lineRule="auto"/>
+        <w:ind w:firstLine="0" w:left="0"/>
         <w:jc w:val="left"/>
       </w:pPr>
       <w:r>
         <w:rPr>
-          <w:rFonts w:ascii="Times New Roman" w:hAnsi="Times New Roman" w:cs="Times New Roman" w:eastAsia="Times New Roman"/>
+          <w:rFonts w:ascii="Times New Roman" w:hAnsi="Times New Roman" w:eastAsia="Times New Roman"/>
           <w:b/>
           <w:i w:val="0"/>
           <w:sz w:val="26"/>
@@ -79,13 +89,14 @@
     </w:p>
     <w:p>
       <w:pPr>
+        <w:keepNext w:val="0"/>
         <w:spacing w:before="0" w:after="120" w:line="276" w:lineRule="auto"/>
-        <w:ind w:firstLine="709"/>
+        <w:ind w:firstLine="709" w:left="0"/>
         <w:jc w:val="both"/>
       </w:pPr>
       <w:r>
         <w:rPr>
-          <w:rFonts w:ascii="Times New Roman" w:hAnsi="Times New Roman" w:cs="Times New Roman" w:eastAsia="Times New Roman"/>
+          <w:rFonts w:ascii="Times New Roman" w:hAnsi="Times New Roman" w:eastAsia="Times New Roman"/>
           <w:b w:val="0"/>
           <w:i w:val="0"/>
           <w:sz w:val="24"/>
@@ -95,13 +106,14 @@
     </w:p>
     <w:p>
       <w:pPr>
+        <w:keepNext w:val="0"/>
         <w:spacing w:before="0" w:after="120" w:line="276" w:lineRule="auto"/>
-        <w:ind w:firstLine="709"/>
+        <w:ind w:firstLine="709" w:left="0"/>
         <w:jc w:val="both"/>
       </w:pPr>
       <w:r>
         <w:rPr>
-          <w:rFonts w:ascii="Times New Roman" w:hAnsi="Times New Roman" w:cs="Times New Roman" w:eastAsia="Times New Roman"/>
+          <w:rFonts w:ascii="Times New Roman" w:hAnsi="Times New Roman" w:eastAsia="Times New Roman"/>
           <w:b/>
           <w:i w:val="0"/>
           <w:sz w:val="24"/>
@@ -110,7 +122,7 @@
       </w:r>
       <w:r>
         <w:rPr>
-          <w:rFonts w:ascii="Times New Roman" w:hAnsi="Times New Roman" w:cs="Times New Roman" w:eastAsia="Times New Roman"/>
+          <w:rFonts w:ascii="Times New Roman" w:hAnsi="Times New Roman" w:eastAsia="Times New Roman"/>
           <w:b w:val="0"/>
           <w:i w:val="0"/>
           <w:sz w:val="24"/>
@@ -119,7 +131,7 @@
       </w:r>
       <w:r>
         <w:rPr>
-          <w:rFonts w:ascii="Times New Roman" w:hAnsi="Times New Roman" w:cs="Times New Roman" w:eastAsia="Times New Roman"/>
+          <w:rFonts w:ascii="Times New Roman" w:hAnsi="Times New Roman" w:eastAsia="Times New Roman"/>
           <w:b/>
           <w:i w:val="0"/>
           <w:sz w:val="24"/>
@@ -128,7 +140,7 @@
       </w:r>
       <w:r>
         <w:rPr>
-          <w:rFonts w:ascii="Times New Roman" w:hAnsi="Times New Roman" w:cs="Times New Roman" w:eastAsia="Times New Roman"/>
+          <w:rFonts w:ascii="Times New Roman" w:hAnsi="Times New Roman" w:eastAsia="Times New Roman"/>
           <w:b w:val="0"/>
           <w:i w:val="0"/>
           <w:sz w:val="24"/>
@@ -138,13 +150,14 @@
     </w:p>
     <w:p>
       <w:pPr>
+        <w:keepNext w:val="0"/>
         <w:spacing w:before="0" w:after="120" w:line="276" w:lineRule="auto"/>
-        <w:ind w:firstLine="709"/>
+        <w:ind w:firstLine="709" w:left="0"/>
         <w:jc w:val="both"/>
       </w:pPr>
       <w:r>
         <w:rPr>
-          <w:rFonts w:ascii="Times New Roman" w:hAnsi="Times New Roman" w:cs="Times New Roman" w:eastAsia="Times New Roman"/>
+          <w:rFonts w:ascii="Times New Roman" w:hAnsi="Times New Roman" w:eastAsia="Times New Roman"/>
           <w:b/>
           <w:i w:val="0"/>
           <w:sz w:val="24"/>
@@ -153,7 +166,7 @@
       </w:r>
       <w:r>
         <w:rPr>
-          <w:rFonts w:ascii="Times New Roman" w:hAnsi="Times New Roman" w:cs="Times New Roman" w:eastAsia="Times New Roman"/>
+          <w:rFonts w:ascii="Times New Roman" w:hAnsi="Times New Roman" w:eastAsia="Times New Roman"/>
           <w:b w:val="0"/>
           <w:i w:val="0"/>
           <w:sz w:val="24"/>
@@ -162,7 +175,7 @@
       </w:r>
       <w:r>
         <w:rPr>
-          <w:rFonts w:ascii="Times New Roman" w:hAnsi="Times New Roman" w:cs="Times New Roman" w:eastAsia="Times New Roman"/>
+          <w:rFonts w:ascii="Times New Roman" w:hAnsi="Times New Roman" w:eastAsia="Times New Roman"/>
           <w:b/>
           <w:i w:val="0"/>
           <w:sz w:val="24"/>
@@ -171,7 +184,7 @@
       </w:r>
       <w:r>
         <w:rPr>
-          <w:rFonts w:ascii="Times New Roman" w:hAnsi="Times New Roman" w:cs="Times New Roman" w:eastAsia="Times New Roman"/>
+          <w:rFonts w:ascii="Times New Roman" w:hAnsi="Times New Roman" w:eastAsia="Times New Roman"/>
           <w:b w:val="0"/>
           <w:i w:val="0"/>
           <w:sz w:val="24"/>
@@ -181,13 +194,14 @@
     </w:p>
     <w:p>
       <w:pPr>
+        <w:keepNext w:val="0"/>
         <w:spacing w:before="0" w:after="120" w:line="276" w:lineRule="auto"/>
-        <w:ind w:firstLine="709"/>
+        <w:ind w:firstLine="709" w:left="0"/>
         <w:jc w:val="both"/>
       </w:pPr>
       <w:r>
         <w:rPr>
-          <w:rFonts w:ascii="Times New Roman" w:hAnsi="Times New Roman" w:cs="Times New Roman" w:eastAsia="Times New Roman"/>
+          <w:rFonts w:ascii="Times New Roman" w:hAnsi="Times New Roman" w:eastAsia="Times New Roman"/>
           <w:b/>
           <w:i w:val="0"/>
           <w:sz w:val="24"/>
@@ -196,7 +210,7 @@
       </w:r>
       <w:r>
         <w:rPr>
-          <w:rFonts w:ascii="Times New Roman" w:hAnsi="Times New Roman" w:cs="Times New Roman" w:eastAsia="Times New Roman"/>
+          <w:rFonts w:ascii="Times New Roman" w:hAnsi="Times New Roman" w:eastAsia="Times New Roman"/>
           <w:b w:val="0"/>
           <w:i w:val="0"/>
           <w:sz w:val="24"/>
@@ -206,12 +220,14 @@
     </w:p>
     <w:p>
       <w:pPr>
-        <w:spacing w:before="240" w:after="120" w:line="276" w:lineRule="auto"/>
+        <w:keepNext/>
+        <w:spacing w:before="200" w:after="120" w:line="276" w:lineRule="auto"/>
+        <w:ind w:firstLine="0" w:left="0"/>
         <w:jc w:val="left"/>
       </w:pPr>
       <w:r>
         <w:rPr>
-          <w:rFonts w:ascii="Times New Roman" w:hAnsi="Times New Roman" w:cs="Times New Roman" w:eastAsia="Times New Roman"/>
+          <w:rFonts w:ascii="Times New Roman" w:hAnsi="Times New Roman" w:eastAsia="Times New Roman"/>
           <w:b/>
           <w:i w:val="0"/>
           <w:sz w:val="26"/>
@@ -232,13 +248,16 @@
         <w:gridCol w:w="3118"/>
       </w:tblGrid>
       <w:tr>
-        <w:trPr>
-          <w:tblHeader w:val="true"/>
-        </w:trPr>
         <w:tc>
           <w:tcPr>
             <w:tcW w:type="dxa" w:w="3118"/>
-            <w:shd w:val="clear" w:color="auto" w:fill="EFEFEF"/>
+            <w:shd w:val="clear" w:color="auto" w:fill="EDEDED"/>
+            <w:tcBorders>
+              <w:top w:val="single" w:sz="4" w:space="0" w:color="808080"/>
+              <w:left w:val="single" w:sz="4" w:space="0" w:color="808080"/>
+              <w:bottom w:val="single" w:sz="4" w:space="0" w:color="808080"/>
+              <w:right w:val="single" w:sz="4" w:space="0" w:color="808080"/>
+            </w:tcBorders>
           </w:tcPr>
           <w:p>
             <w:pPr>
@@ -248,7 +267,7 @@
             <w:r/>
             <w:r>
               <w:rPr>
-                <w:rFonts w:ascii="Times New Roman" w:hAnsi="Times New Roman" w:cs="Times New Roman" w:eastAsia="Times New Roman"/>
+                <w:rFonts w:ascii="Times New Roman" w:hAnsi="Times New Roman" w:eastAsia="Times New Roman"/>
                 <w:b/>
                 <w:i w:val="0"/>
                 <w:sz w:val="21"/>
@@ -260,7 +279,13 @@
         <w:tc>
           <w:tcPr>
             <w:tcW w:type="dxa" w:w="3118"/>
-            <w:shd w:val="clear" w:color="auto" w:fill="EFEFEF"/>
+            <w:shd w:val="clear" w:color="auto" w:fill="EDEDED"/>
+            <w:tcBorders>
+              <w:top w:val="single" w:sz="4" w:space="0" w:color="808080"/>
+              <w:left w:val="single" w:sz="4" w:space="0" w:color="808080"/>
+              <w:bottom w:val="single" w:sz="4" w:space="0" w:color="808080"/>
+              <w:right w:val="single" w:sz="4" w:space="0" w:color="808080"/>
+            </w:tcBorders>
           </w:tcPr>
           <w:p>
             <w:pPr>
@@ -270,7 +295,7 @@
             <w:r/>
             <w:r>
               <w:rPr>
-                <w:rFonts w:ascii="Times New Roman" w:hAnsi="Times New Roman" w:cs="Times New Roman" w:eastAsia="Times New Roman"/>
+                <w:rFonts w:ascii="Times New Roman" w:hAnsi="Times New Roman" w:eastAsia="Times New Roman"/>
                 <w:b/>
                 <w:i w:val="0"/>
                 <w:sz w:val="21"/>
@@ -282,7 +307,13 @@
         <w:tc>
           <w:tcPr>
             <w:tcW w:type="dxa" w:w="3118"/>
-            <w:shd w:val="clear" w:color="auto" w:fill="EFEFEF"/>
+            <w:shd w:val="clear" w:color="auto" w:fill="EDEDED"/>
+            <w:tcBorders>
+              <w:top w:val="single" w:sz="4" w:space="0" w:color="808080"/>
+              <w:left w:val="single" w:sz="4" w:space="0" w:color="808080"/>
+              <w:bottom w:val="single" w:sz="4" w:space="0" w:color="808080"/>
+              <w:right w:val="single" w:sz="4" w:space="0" w:color="808080"/>
+            </w:tcBorders>
           </w:tcPr>
           <w:p>
             <w:pPr>
@@ -292,7 +323,7 @@
             <w:r/>
             <w:r>
               <w:rPr>
-                <w:rFonts w:ascii="Times New Roman" w:hAnsi="Times New Roman" w:cs="Times New Roman" w:eastAsia="Times New Roman"/>
+                <w:rFonts w:ascii="Times New Roman" w:hAnsi="Times New Roman" w:eastAsia="Times New Roman"/>
                 <w:b/>
                 <w:i w:val="0"/>
                 <w:sz w:val="21"/>
@@ -306,6 +337,12 @@
         <w:tc>
           <w:tcPr>
             <w:tcW w:type="dxa" w:w="3118"/>
+            <w:tcBorders>
+              <w:top w:val="single" w:sz="4" w:space="0" w:color="808080"/>
+              <w:left w:val="single" w:sz="4" w:space="0" w:color="808080"/>
+              <w:bottom w:val="single" w:sz="4" w:space="0" w:color="808080"/>
+              <w:right w:val="single" w:sz="4" w:space="0" w:color="808080"/>
+            </w:tcBorders>
           </w:tcPr>
           <w:p>
             <w:pPr>
@@ -315,7 +352,7 @@
             <w:r/>
             <w:r>
               <w:rPr>
-                <w:rFonts w:ascii="Times New Roman" w:hAnsi="Times New Roman" w:cs="Times New Roman" w:eastAsia="Times New Roman"/>
+                <w:rFonts w:ascii="Times New Roman" w:hAnsi="Times New Roman" w:eastAsia="Times New Roman"/>
                 <w:b w:val="0"/>
                 <w:i w:val="0"/>
                 <w:sz w:val="21"/>
@@ -327,6 +364,12 @@
         <w:tc>
           <w:tcPr>
             <w:tcW w:type="dxa" w:w="3118"/>
+            <w:tcBorders>
+              <w:top w:val="single" w:sz="4" w:space="0" w:color="808080"/>
+              <w:left w:val="single" w:sz="4" w:space="0" w:color="808080"/>
+              <w:bottom w:val="single" w:sz="4" w:space="0" w:color="808080"/>
+              <w:right w:val="single" w:sz="4" w:space="0" w:color="808080"/>
+            </w:tcBorders>
           </w:tcPr>
           <w:p>
             <w:pPr>
@@ -336,7 +379,7 @@
             <w:r/>
             <w:r>
               <w:rPr>
-                <w:rFonts w:ascii="Times New Roman" w:hAnsi="Times New Roman" w:cs="Times New Roman" w:eastAsia="Times New Roman"/>
+                <w:rFonts w:ascii="Times New Roman" w:hAnsi="Times New Roman" w:eastAsia="Times New Roman"/>
                 <w:b w:val="0"/>
                 <w:i w:val="0"/>
                 <w:sz w:val="21"/>
@@ -348,6 +391,12 @@
         <w:tc>
           <w:tcPr>
             <w:tcW w:type="dxa" w:w="3118"/>
+            <w:tcBorders>
+              <w:top w:val="single" w:sz="4" w:space="0" w:color="808080"/>
+              <w:left w:val="single" w:sz="4" w:space="0" w:color="808080"/>
+              <w:bottom w:val="single" w:sz="4" w:space="0" w:color="808080"/>
+              <w:right w:val="single" w:sz="4" w:space="0" w:color="808080"/>
+            </w:tcBorders>
           </w:tcPr>
           <w:p>
             <w:pPr>
@@ -357,7 +406,7 @@
             <w:r/>
             <w:r>
               <w:rPr>
-                <w:rFonts w:ascii="Times New Roman" w:hAnsi="Times New Roman" w:cs="Times New Roman" w:eastAsia="Times New Roman"/>
+                <w:rFonts w:ascii="Times New Roman" w:hAnsi="Times New Roman" w:eastAsia="Times New Roman"/>
                 <w:b w:val="0"/>
                 <w:i w:val="0"/>
                 <w:sz w:val="21"/>
@@ -371,6 +420,12 @@
         <w:tc>
           <w:tcPr>
             <w:tcW w:type="dxa" w:w="3118"/>
+            <w:tcBorders>
+              <w:top w:val="single" w:sz="4" w:space="0" w:color="808080"/>
+              <w:left w:val="single" w:sz="4" w:space="0" w:color="808080"/>
+              <w:bottom w:val="single" w:sz="4" w:space="0" w:color="808080"/>
+              <w:right w:val="single" w:sz="4" w:space="0" w:color="808080"/>
+            </w:tcBorders>
           </w:tcPr>
           <w:p>
             <w:pPr>
@@ -380,7 +435,7 @@
             <w:r/>
             <w:r>
               <w:rPr>
-                <w:rFonts w:ascii="Times New Roman" w:hAnsi="Times New Roman" w:cs="Times New Roman" w:eastAsia="Times New Roman"/>
+                <w:rFonts w:ascii="Times New Roman" w:hAnsi="Times New Roman" w:eastAsia="Times New Roman"/>
                 <w:b w:val="0"/>
                 <w:i w:val="0"/>
                 <w:sz w:val="21"/>
@@ -392,6 +447,12 @@
         <w:tc>
           <w:tcPr>
             <w:tcW w:type="dxa" w:w="3118"/>
+            <w:tcBorders>
+              <w:top w:val="single" w:sz="4" w:space="0" w:color="808080"/>
+              <w:left w:val="single" w:sz="4" w:space="0" w:color="808080"/>
+              <w:bottom w:val="single" w:sz="4" w:space="0" w:color="808080"/>
+              <w:right w:val="single" w:sz="4" w:space="0" w:color="808080"/>
+            </w:tcBorders>
           </w:tcPr>
           <w:p>
             <w:pPr>
@@ -401,7 +462,7 @@
             <w:r/>
             <w:r>
               <w:rPr>
-                <w:rFonts w:ascii="Times New Roman" w:hAnsi="Times New Roman" w:cs="Times New Roman" w:eastAsia="Times New Roman"/>
+                <w:rFonts w:ascii="Times New Roman" w:hAnsi="Times New Roman" w:eastAsia="Times New Roman"/>
                 <w:b w:val="0"/>
                 <w:i w:val="0"/>
                 <w:sz w:val="21"/>
@@ -410,7 +471,7 @@
             </w:r>
             <w:r>
               <w:rPr>
-                <w:rFonts w:ascii="Times New Roman" w:hAnsi="Times New Roman" w:cs="Times New Roman" w:eastAsia="Times New Roman"/>
+                <w:rFonts w:ascii="Times New Roman" w:hAnsi="Times New Roman" w:eastAsia="Times New Roman"/>
                 <w:b/>
                 <w:i w:val="0"/>
                 <w:sz w:val="21"/>
@@ -419,7 +480,7 @@
             </w:r>
             <w:r>
               <w:rPr>
-                <w:rFonts w:ascii="Times New Roman" w:hAnsi="Times New Roman" w:cs="Times New Roman" w:eastAsia="Times New Roman"/>
+                <w:rFonts w:ascii="Times New Roman" w:hAnsi="Times New Roman" w:eastAsia="Times New Roman"/>
                 <w:b w:val="0"/>
                 <w:i w:val="0"/>
                 <w:sz w:val="21"/>
@@ -428,7 +489,7 @@
             </w:r>
             <w:r>
               <w:rPr>
-                <w:rFonts w:ascii="Times New Roman" w:hAnsi="Times New Roman" w:cs="Times New Roman" w:eastAsia="Times New Roman"/>
+                <w:rFonts w:ascii="Times New Roman" w:hAnsi="Times New Roman" w:eastAsia="Times New Roman"/>
                 <w:b/>
                 <w:i w:val="0"/>
                 <w:sz w:val="21"/>
@@ -437,7 +498,7 @@
             </w:r>
             <w:r>
               <w:rPr>
-                <w:rFonts w:ascii="Times New Roman" w:hAnsi="Times New Roman" w:cs="Times New Roman" w:eastAsia="Times New Roman"/>
+                <w:rFonts w:ascii="Times New Roman" w:hAnsi="Times New Roman" w:eastAsia="Times New Roman"/>
                 <w:b w:val="0"/>
                 <w:i w:val="0"/>
                 <w:sz w:val="21"/>
@@ -446,7 +507,7 @@
             </w:r>
             <w:r>
               <w:rPr>
-                <w:rFonts w:ascii="Times New Roman" w:hAnsi="Times New Roman" w:cs="Times New Roman" w:eastAsia="Times New Roman"/>
+                <w:rFonts w:ascii="Times New Roman" w:hAnsi="Times New Roman" w:eastAsia="Times New Roman"/>
                 <w:b/>
                 <w:i w:val="0"/>
                 <w:sz w:val="21"/>
@@ -458,6 +519,12 @@
         <w:tc>
           <w:tcPr>
             <w:tcW w:type="dxa" w:w="3118"/>
+            <w:tcBorders>
+              <w:top w:val="single" w:sz="4" w:space="0" w:color="808080"/>
+              <w:left w:val="single" w:sz="4" w:space="0" w:color="808080"/>
+              <w:bottom w:val="single" w:sz="4" w:space="0" w:color="808080"/>
+              <w:right w:val="single" w:sz="4" w:space="0" w:color="808080"/>
+            </w:tcBorders>
           </w:tcPr>
           <w:p>
             <w:pPr>
@@ -467,7 +534,7 @@
             <w:r/>
             <w:r>
               <w:rPr>
-                <w:rFonts w:ascii="Times New Roman" w:hAnsi="Times New Roman" w:cs="Times New Roman" w:eastAsia="Times New Roman"/>
+                <w:rFonts w:ascii="Times New Roman" w:hAnsi="Times New Roman" w:eastAsia="Times New Roman"/>
                 <w:b w:val="0"/>
                 <w:i w:val="0"/>
                 <w:sz w:val="21"/>
@@ -481,6 +548,12 @@
         <w:tc>
           <w:tcPr>
             <w:tcW w:type="dxa" w:w="3118"/>
+            <w:tcBorders>
+              <w:top w:val="single" w:sz="4" w:space="0" w:color="808080"/>
+              <w:left w:val="single" w:sz="4" w:space="0" w:color="808080"/>
+              <w:bottom w:val="single" w:sz="4" w:space="0" w:color="808080"/>
+              <w:right w:val="single" w:sz="4" w:space="0" w:color="808080"/>
+            </w:tcBorders>
           </w:tcPr>
           <w:p>
             <w:pPr>
@@ -490,7 +563,7 @@
             <w:r/>
             <w:r>
               <w:rPr>
-                <w:rFonts w:ascii="Times New Roman" w:hAnsi="Times New Roman" w:cs="Times New Roman" w:eastAsia="Times New Roman"/>
+                <w:rFonts w:ascii="Times New Roman" w:hAnsi="Times New Roman" w:eastAsia="Times New Roman"/>
                 <w:b w:val="0"/>
                 <w:i w:val="0"/>
                 <w:sz w:val="21"/>
@@ -502,6 +575,12 @@
         <w:tc>
           <w:tcPr>
             <w:tcW w:type="dxa" w:w="3118"/>
+            <w:tcBorders>
+              <w:top w:val="single" w:sz="4" w:space="0" w:color="808080"/>
+              <w:left w:val="single" w:sz="4" w:space="0" w:color="808080"/>
+              <w:bottom w:val="single" w:sz="4" w:space="0" w:color="808080"/>
+              <w:right w:val="single" w:sz="4" w:space="0" w:color="808080"/>
+            </w:tcBorders>
           </w:tcPr>
           <w:p>
             <w:pPr>
@@ -511,7 +590,7 @@
             <w:r/>
             <w:r>
               <w:rPr>
-                <w:rFonts w:ascii="Times New Roman" w:hAnsi="Times New Roman" w:cs="Times New Roman" w:eastAsia="Times New Roman"/>
+                <w:rFonts w:ascii="Times New Roman" w:hAnsi="Times New Roman" w:eastAsia="Times New Roman"/>
                 <w:b w:val="0"/>
                 <w:i w:val="0"/>
                 <w:sz w:val="21"/>
@@ -523,6 +602,12 @@
         <w:tc>
           <w:tcPr>
             <w:tcW w:type="dxa" w:w="3118"/>
+            <w:tcBorders>
+              <w:top w:val="single" w:sz="4" w:space="0" w:color="808080"/>
+              <w:left w:val="single" w:sz="4" w:space="0" w:color="808080"/>
+              <w:bottom w:val="single" w:sz="4" w:space="0" w:color="808080"/>
+              <w:right w:val="single" w:sz="4" w:space="0" w:color="808080"/>
+            </w:tcBorders>
           </w:tcPr>
           <w:p>
             <w:pPr>
@@ -532,7 +617,7 @@
             <w:r/>
             <w:r>
               <w:rPr>
-                <w:rFonts w:ascii="Times New Roman" w:hAnsi="Times New Roman" w:cs="Times New Roman" w:eastAsia="Times New Roman"/>
+                <w:rFonts w:ascii="Times New Roman" w:hAnsi="Times New Roman" w:eastAsia="Times New Roman"/>
                 <w:b w:val="0"/>
                 <w:i w:val="0"/>
                 <w:sz w:val="21"/>
@@ -546,6 +631,12 @@
         <w:tc>
           <w:tcPr>
             <w:tcW w:type="dxa" w:w="3118"/>
+            <w:tcBorders>
+              <w:top w:val="single" w:sz="4" w:space="0" w:color="808080"/>
+              <w:left w:val="single" w:sz="4" w:space="0" w:color="808080"/>
+              <w:bottom w:val="single" w:sz="4" w:space="0" w:color="808080"/>
+              <w:right w:val="single" w:sz="4" w:space="0" w:color="808080"/>
+            </w:tcBorders>
           </w:tcPr>
           <w:p>
             <w:pPr>
@@ -555,7 +646,7 @@
             <w:r/>
             <w:r>
               <w:rPr>
-                <w:rFonts w:ascii="Times New Roman" w:hAnsi="Times New Roman" w:cs="Times New Roman" w:eastAsia="Times New Roman"/>
+                <w:rFonts w:ascii="Times New Roman" w:hAnsi="Times New Roman" w:eastAsia="Times New Roman"/>
                 <w:b w:val="0"/>
                 <w:i w:val="0"/>
                 <w:sz w:val="21"/>
@@ -567,6 +658,12 @@
         <w:tc>
           <w:tcPr>
             <w:tcW w:type="dxa" w:w="3118"/>
+            <w:tcBorders>
+              <w:top w:val="single" w:sz="4" w:space="0" w:color="808080"/>
+              <w:left w:val="single" w:sz="4" w:space="0" w:color="808080"/>
+              <w:bottom w:val="single" w:sz="4" w:space="0" w:color="808080"/>
+              <w:right w:val="single" w:sz="4" w:space="0" w:color="808080"/>
+            </w:tcBorders>
           </w:tcPr>
           <w:p>
             <w:pPr>
@@ -576,7 +673,7 @@
             <w:r/>
             <w:r>
               <w:rPr>
-                <w:rFonts w:ascii="Times New Roman" w:hAnsi="Times New Roman" w:cs="Times New Roman" w:eastAsia="Times New Roman"/>
+                <w:rFonts w:ascii="Times New Roman" w:hAnsi="Times New Roman" w:eastAsia="Times New Roman"/>
                 <w:b w:val="0"/>
                 <w:i w:val="0"/>
                 <w:sz w:val="21"/>
@@ -588,6 +685,12 @@
         <w:tc>
           <w:tcPr>
             <w:tcW w:type="dxa" w:w="3118"/>
+            <w:tcBorders>
+              <w:top w:val="single" w:sz="4" w:space="0" w:color="808080"/>
+              <w:left w:val="single" w:sz="4" w:space="0" w:color="808080"/>
+              <w:bottom w:val="single" w:sz="4" w:space="0" w:color="808080"/>
+              <w:right w:val="single" w:sz="4" w:space="0" w:color="808080"/>
+            </w:tcBorders>
           </w:tcPr>
           <w:p>
             <w:pPr>
@@ -597,7 +700,7 @@
             <w:r/>
             <w:r>
               <w:rPr>
-                <w:rFonts w:ascii="Times New Roman" w:hAnsi="Times New Roman" w:cs="Times New Roman" w:eastAsia="Times New Roman"/>
+                <w:rFonts w:ascii="Times New Roman" w:hAnsi="Times New Roman" w:eastAsia="Times New Roman"/>
                 <w:b w:val="0"/>
                 <w:i w:val="0"/>
                 <w:sz w:val="21"/>
@@ -611,6 +714,12 @@
         <w:tc>
           <w:tcPr>
             <w:tcW w:type="dxa" w:w="3118"/>
+            <w:tcBorders>
+              <w:top w:val="single" w:sz="4" w:space="0" w:color="808080"/>
+              <w:left w:val="single" w:sz="4" w:space="0" w:color="808080"/>
+              <w:bottom w:val="single" w:sz="4" w:space="0" w:color="808080"/>
+              <w:right w:val="single" w:sz="4" w:space="0" w:color="808080"/>
+            </w:tcBorders>
           </w:tcPr>
           <w:p>
             <w:pPr>
@@ -620,7 +729,7 @@
             <w:r/>
             <w:r>
               <w:rPr>
-                <w:rFonts w:ascii="Times New Roman" w:hAnsi="Times New Roman" w:cs="Times New Roman" w:eastAsia="Times New Roman"/>
+                <w:rFonts w:ascii="Times New Roman" w:hAnsi="Times New Roman" w:eastAsia="Times New Roman"/>
                 <w:b w:val="0"/>
                 <w:i w:val="0"/>
                 <w:sz w:val="21"/>
@@ -632,6 +741,12 @@
         <w:tc>
           <w:tcPr>
             <w:tcW w:type="dxa" w:w="3118"/>
+            <w:tcBorders>
+              <w:top w:val="single" w:sz="4" w:space="0" w:color="808080"/>
+              <w:left w:val="single" w:sz="4" w:space="0" w:color="808080"/>
+              <w:bottom w:val="single" w:sz="4" w:space="0" w:color="808080"/>
+              <w:right w:val="single" w:sz="4" w:space="0" w:color="808080"/>
+            </w:tcBorders>
           </w:tcPr>
           <w:p>
             <w:pPr>
@@ -641,7 +756,7 @@
             <w:r/>
             <w:r>
               <w:rPr>
-                <w:rFonts w:ascii="Times New Roman" w:hAnsi="Times New Roman" w:cs="Times New Roman" w:eastAsia="Times New Roman"/>
+                <w:rFonts w:ascii="Times New Roman" w:hAnsi="Times New Roman" w:eastAsia="Times New Roman"/>
                 <w:b w:val="0"/>
                 <w:i w:val="0"/>
                 <w:sz w:val="21"/>
@@ -653,6 +768,12 @@
         <w:tc>
           <w:tcPr>
             <w:tcW w:type="dxa" w:w="3118"/>
+            <w:tcBorders>
+              <w:top w:val="single" w:sz="4" w:space="0" w:color="808080"/>
+              <w:left w:val="single" w:sz="4" w:space="0" w:color="808080"/>
+              <w:bottom w:val="single" w:sz="4" w:space="0" w:color="808080"/>
+              <w:right w:val="single" w:sz="4" w:space="0" w:color="808080"/>
+            </w:tcBorders>
           </w:tcPr>
           <w:p>
             <w:pPr>
@@ -662,7 +783,7 @@
             <w:r/>
             <w:r>
               <w:rPr>
-                <w:rFonts w:ascii="Times New Roman" w:hAnsi="Times New Roman" w:cs="Times New Roman" w:eastAsia="Times New Roman"/>
+                <w:rFonts w:ascii="Times New Roman" w:hAnsi="Times New Roman" w:eastAsia="Times New Roman"/>
                 <w:b w:val="0"/>
                 <w:i w:val="0"/>
                 <w:sz w:val="21"/>
@@ -680,12 +801,14 @@
     </w:p>
     <w:p>
       <w:pPr>
-        <w:spacing w:before="240" w:after="120" w:line="276" w:lineRule="auto"/>
+        <w:keepNext/>
+        <w:spacing w:before="200" w:after="120" w:line="276" w:lineRule="auto"/>
+        <w:ind w:firstLine="0" w:left="0"/>
         <w:jc w:val="left"/>
       </w:pPr>
       <w:r>
         <w:rPr>
-          <w:rFonts w:ascii="Times New Roman" w:hAnsi="Times New Roman" w:cs="Times New Roman" w:eastAsia="Times New Roman"/>
+          <w:rFonts w:ascii="Times New Roman" w:hAnsi="Times New Roman" w:eastAsia="Times New Roman"/>
           <w:b/>
           <w:i w:val="0"/>
           <w:sz w:val="26"/>
@@ -695,13 +818,14 @@
     </w:p>
     <w:p>
       <w:pPr>
+        <w:keepNext w:val="0"/>
         <w:spacing w:before="0" w:after="120" w:line="276" w:lineRule="auto"/>
-        <w:ind w:firstLine="709"/>
+        <w:ind w:firstLine="709" w:left="0"/>
         <w:jc w:val="both"/>
       </w:pPr>
       <w:r>
         <w:rPr>
-          <w:rFonts w:ascii="Times New Roman" w:hAnsi="Times New Roman" w:cs="Times New Roman" w:eastAsia="Times New Roman"/>
+          <w:rFonts w:ascii="Times New Roman" w:hAnsi="Times New Roman" w:eastAsia="Times New Roman"/>
           <w:b/>
           <w:i w:val="0"/>
           <w:sz w:val="24"/>
@@ -710,7 +834,7 @@
       </w:r>
       <w:r>
         <w:rPr>
-          <w:rFonts w:ascii="Times New Roman" w:hAnsi="Times New Roman" w:cs="Times New Roman" w:eastAsia="Times New Roman"/>
+          <w:rFonts w:ascii="Times New Roman" w:hAnsi="Times New Roman" w:eastAsia="Times New Roman"/>
           <w:b w:val="0"/>
           <w:i w:val="0"/>
           <w:sz w:val="24"/>
@@ -719,7 +843,7 @@
       </w:r>
       <w:r>
         <w:rPr>
-          <w:rFonts w:ascii="Times New Roman" w:hAnsi="Times New Roman" w:cs="Times New Roman" w:eastAsia="Times New Roman"/>
+          <w:rFonts w:ascii="Times New Roman" w:hAnsi="Times New Roman" w:eastAsia="Times New Roman"/>
           <w:b/>
           <w:i w:val="0"/>
           <w:sz w:val="24"/>
@@ -728,7 +852,7 @@
       </w:r>
       <w:r>
         <w:rPr>
-          <w:rFonts w:ascii="Times New Roman" w:hAnsi="Times New Roman" w:cs="Times New Roman" w:eastAsia="Times New Roman"/>
+          <w:rFonts w:ascii="Times New Roman" w:hAnsi="Times New Roman" w:eastAsia="Times New Roman"/>
           <w:b w:val="0"/>
           <w:i w:val="0"/>
           <w:sz w:val="24"/>
@@ -737,7 +861,7 @@
       </w:r>
       <w:r>
         <w:rPr>
-          <w:rFonts w:ascii="Times New Roman" w:hAnsi="Times New Roman" w:cs="Times New Roman" w:eastAsia="Times New Roman"/>
+          <w:rFonts w:ascii="Times New Roman" w:hAnsi="Times New Roman" w:eastAsia="Times New Roman"/>
           <w:b/>
           <w:i w:val="0"/>
           <w:sz w:val="24"/>
@@ -746,7 +870,7 @@
       </w:r>
       <w:r>
         <w:rPr>
-          <w:rFonts w:ascii="Times New Roman" w:hAnsi="Times New Roman" w:cs="Times New Roman" w:eastAsia="Times New Roman"/>
+          <w:rFonts w:ascii="Times New Roman" w:hAnsi="Times New Roman" w:eastAsia="Times New Roman"/>
           <w:b w:val="0"/>
           <w:i w:val="0"/>
           <w:sz w:val="24"/>
@@ -756,13 +880,14 @@
     </w:p>
     <w:p>
       <w:pPr>
+        <w:keepNext w:val="0"/>
         <w:spacing w:before="0" w:after="120" w:line="276" w:lineRule="auto"/>
-        <w:ind w:firstLine="709"/>
+        <w:ind w:firstLine="709" w:left="0"/>
         <w:jc w:val="both"/>
       </w:pPr>
       <w:r>
         <w:rPr>
-          <w:rFonts w:ascii="Times New Roman" w:hAnsi="Times New Roman" w:cs="Times New Roman" w:eastAsia="Times New Roman"/>
+          <w:rFonts w:ascii="Times New Roman" w:hAnsi="Times New Roman" w:eastAsia="Times New Roman"/>
           <w:b/>
           <w:i w:val="0"/>
           <w:sz w:val="24"/>
@@ -771,7 +896,7 @@
       </w:r>
       <w:r>
         <w:rPr>
-          <w:rFonts w:ascii="Times New Roman" w:hAnsi="Times New Roman" w:cs="Times New Roman" w:eastAsia="Times New Roman"/>
+          <w:rFonts w:ascii="Times New Roman" w:hAnsi="Times New Roman" w:eastAsia="Times New Roman"/>
           <w:b w:val="0"/>
           <w:i w:val="0"/>
           <w:sz w:val="24"/>
@@ -781,13 +906,14 @@
     </w:p>
     <w:p>
       <w:pPr>
+        <w:keepNext w:val="0"/>
         <w:spacing w:before="0" w:after="120" w:line="276" w:lineRule="auto"/>
-        <w:ind w:firstLine="709"/>
+        <w:ind w:firstLine="709" w:left="0"/>
         <w:jc w:val="both"/>
       </w:pPr>
       <w:r>
         <w:rPr>
-          <w:rFonts w:ascii="Times New Roman" w:hAnsi="Times New Roman" w:cs="Times New Roman" w:eastAsia="Times New Roman"/>
+          <w:rFonts w:ascii="Times New Roman" w:hAnsi="Times New Roman" w:eastAsia="Times New Roman"/>
           <w:b/>
           <w:i w:val="0"/>
           <w:sz w:val="24"/>
@@ -796,7 +922,7 @@
       </w:r>
       <w:r>
         <w:rPr>
-          <w:rFonts w:ascii="Times New Roman" w:hAnsi="Times New Roman" w:cs="Times New Roman" w:eastAsia="Times New Roman"/>
+          <w:rFonts w:ascii="Times New Roman" w:hAnsi="Times New Roman" w:eastAsia="Times New Roman"/>
           <w:b w:val="0"/>
           <w:i w:val="0"/>
           <w:sz w:val="24"/>
@@ -806,13 +932,14 @@
     </w:p>
     <w:p>
       <w:pPr>
+        <w:keepNext w:val="0"/>
         <w:spacing w:before="0" w:after="120" w:line="276" w:lineRule="auto"/>
-        <w:ind w:firstLine="709"/>
+        <w:ind w:firstLine="709" w:left="0"/>
         <w:jc w:val="both"/>
       </w:pPr>
       <w:r>
         <w:rPr>
-          <w:rFonts w:ascii="Times New Roman" w:hAnsi="Times New Roman" w:cs="Times New Roman" w:eastAsia="Times New Roman"/>
+          <w:rFonts w:ascii="Times New Roman" w:hAnsi="Times New Roman" w:eastAsia="Times New Roman"/>
           <w:b/>
           <w:i w:val="0"/>
           <w:sz w:val="24"/>
@@ -821,7 +948,7 @@
       </w:r>
       <w:r>
         <w:rPr>
-          <w:rFonts w:ascii="Times New Roman" w:hAnsi="Times New Roman" w:cs="Times New Roman" w:eastAsia="Times New Roman"/>
+          <w:rFonts w:ascii="Times New Roman" w:hAnsi="Times New Roman" w:eastAsia="Times New Roman"/>
           <w:b w:val="0"/>
           <w:i w:val="0"/>
           <w:sz w:val="24"/>
@@ -830,7 +957,7 @@
       </w:r>
       <w:r>
         <w:rPr>
-          <w:rFonts w:ascii="Times New Roman" w:hAnsi="Times New Roman" w:cs="Times New Roman" w:eastAsia="Times New Roman"/>
+          <w:rFonts w:ascii="Times New Roman" w:hAnsi="Times New Roman" w:eastAsia="Times New Roman"/>
           <w:b/>
           <w:i w:val="0"/>
           <w:sz w:val="24"/>
@@ -839,7 +966,7 @@
       </w:r>
       <w:r>
         <w:rPr>
-          <w:rFonts w:ascii="Times New Roman" w:hAnsi="Times New Roman" w:cs="Times New Roman" w:eastAsia="Times New Roman"/>
+          <w:rFonts w:ascii="Times New Roman" w:hAnsi="Times New Roman" w:eastAsia="Times New Roman"/>
           <w:b w:val="0"/>
           <w:i w:val="0"/>
           <w:sz w:val="24"/>
@@ -849,13 +976,14 @@
     </w:p>
     <w:p>
       <w:pPr>
+        <w:keepNext w:val="0"/>
         <w:spacing w:before="0" w:after="120" w:line="276" w:lineRule="auto"/>
-        <w:ind w:firstLine="709"/>
+        <w:ind w:firstLine="709" w:left="0"/>
         <w:jc w:val="both"/>
       </w:pPr>
       <w:r>
         <w:rPr>
-          <w:rFonts w:ascii="Times New Roman" w:hAnsi="Times New Roman" w:cs="Times New Roman" w:eastAsia="Times New Roman"/>
+          <w:rFonts w:ascii="Times New Roman" w:hAnsi="Times New Roman" w:eastAsia="Times New Roman"/>
           <w:b/>
           <w:i w:val="0"/>
           <w:sz w:val="24"/>
@@ -864,7 +992,7 @@
       </w:r>
       <w:r>
         <w:rPr>
-          <w:rFonts w:ascii="Times New Roman" w:hAnsi="Times New Roman" w:cs="Times New Roman" w:eastAsia="Times New Roman"/>
+          <w:rFonts w:ascii="Times New Roman" w:hAnsi="Times New Roman" w:eastAsia="Times New Roman"/>
           <w:b w:val="0"/>
           <w:i w:val="0"/>
           <w:sz w:val="24"/>
@@ -874,13 +1002,14 @@
     </w:p>
     <w:p>
       <w:pPr>
+        <w:keepNext w:val="0"/>
         <w:spacing w:before="0" w:after="120" w:line="276" w:lineRule="auto"/>
-        <w:ind w:firstLine="709"/>
+        <w:ind w:firstLine="709" w:left="0"/>
         <w:jc w:val="both"/>
       </w:pPr>
       <w:r>
         <w:rPr>
-          <w:rFonts w:ascii="Times New Roman" w:hAnsi="Times New Roman" w:cs="Times New Roman" w:eastAsia="Times New Roman"/>
+          <w:rFonts w:ascii="Times New Roman" w:hAnsi="Times New Roman" w:eastAsia="Times New Roman"/>
           <w:b/>
           <w:i w:val="0"/>
           <w:sz w:val="24"/>
@@ -889,7 +1018,7 @@
       </w:r>
       <w:r>
         <w:rPr>
-          <w:rFonts w:ascii="Times New Roman" w:hAnsi="Times New Roman" w:cs="Times New Roman" w:eastAsia="Times New Roman"/>
+          <w:rFonts w:ascii="Times New Roman" w:hAnsi="Times New Roman" w:eastAsia="Times New Roman"/>
           <w:b w:val="0"/>
           <w:i w:val="0"/>
           <w:sz w:val="24"/>
@@ -899,12 +1028,14 @@
     </w:p>
     <w:p>
       <w:pPr>
-        <w:spacing w:before="240" w:after="120" w:line="276" w:lineRule="auto"/>
+        <w:keepNext/>
+        <w:spacing w:before="200" w:after="120" w:line="276" w:lineRule="auto"/>
+        <w:ind w:firstLine="0" w:left="0"/>
         <w:jc w:val="left"/>
       </w:pPr>
       <w:r>
         <w:rPr>
-          <w:rFonts w:ascii="Times New Roman" w:hAnsi="Times New Roman" w:cs="Times New Roman" w:eastAsia="Times New Roman"/>
+          <w:rFonts w:ascii="Times New Roman" w:hAnsi="Times New Roman" w:eastAsia="Times New Roman"/>
           <w:b/>
           <w:i w:val="0"/>
           <w:sz w:val="26"/>
@@ -926,13 +1057,16 @@
         <w:gridCol w:w="2339"/>
       </w:tblGrid>
       <w:tr>
-        <w:trPr>
-          <w:tblHeader w:val="true"/>
-        </w:trPr>
         <w:tc>
           <w:tcPr>
             <w:tcW w:type="dxa" w:w="2339"/>
-            <w:shd w:val="clear" w:color="auto" w:fill="EFEFEF"/>
+            <w:shd w:val="clear" w:color="auto" w:fill="EDEDED"/>
+            <w:tcBorders>
+              <w:top w:val="single" w:sz="4" w:space="0" w:color="808080"/>
+              <w:left w:val="single" w:sz="4" w:space="0" w:color="808080"/>
+              <w:bottom w:val="single" w:sz="4" w:space="0" w:color="808080"/>
+              <w:right w:val="single" w:sz="4" w:space="0" w:color="808080"/>
+            </w:tcBorders>
           </w:tcPr>
           <w:p>
             <w:pPr>
@@ -942,7 +1076,7 @@
             <w:r/>
             <w:r>
               <w:rPr>
-                <w:rFonts w:ascii="Times New Roman" w:hAnsi="Times New Roman" w:cs="Times New Roman" w:eastAsia="Times New Roman"/>
+                <w:rFonts w:ascii="Times New Roman" w:hAnsi="Times New Roman" w:eastAsia="Times New Roman"/>
                 <w:b/>
                 <w:i w:val="0"/>
                 <w:sz w:val="21"/>
@@ -954,7 +1088,13 @@
         <w:tc>
           <w:tcPr>
             <w:tcW w:type="dxa" w:w="2339"/>
-            <w:shd w:val="clear" w:color="auto" w:fill="EFEFEF"/>
+            <w:shd w:val="clear" w:color="auto" w:fill="EDEDED"/>
+            <w:tcBorders>
+              <w:top w:val="single" w:sz="4" w:space="0" w:color="808080"/>
+              <w:left w:val="single" w:sz="4" w:space="0" w:color="808080"/>
+              <w:bottom w:val="single" w:sz="4" w:space="0" w:color="808080"/>
+              <w:right w:val="single" w:sz="4" w:space="0" w:color="808080"/>
+            </w:tcBorders>
           </w:tcPr>
           <w:p>
             <w:pPr>
@@ -964,7 +1104,7 @@
             <w:r/>
             <w:r>
               <w:rPr>
-                <w:rFonts w:ascii="Times New Roman" w:hAnsi="Times New Roman" w:cs="Times New Roman" w:eastAsia="Times New Roman"/>
+                <w:rFonts w:ascii="Times New Roman" w:hAnsi="Times New Roman" w:eastAsia="Times New Roman"/>
                 <w:b/>
                 <w:i w:val="0"/>
                 <w:sz w:val="21"/>
@@ -976,7 +1116,13 @@
         <w:tc>
           <w:tcPr>
             <w:tcW w:type="dxa" w:w="2339"/>
-            <w:shd w:val="clear" w:color="auto" w:fill="EFEFEF"/>
+            <w:shd w:val="clear" w:color="auto" w:fill="EDEDED"/>
+            <w:tcBorders>
+              <w:top w:val="single" w:sz="4" w:space="0" w:color="808080"/>
+              <w:left w:val="single" w:sz="4" w:space="0" w:color="808080"/>
+              <w:bottom w:val="single" w:sz="4" w:space="0" w:color="808080"/>
+              <w:right w:val="single" w:sz="4" w:space="0" w:color="808080"/>
+            </w:tcBorders>
           </w:tcPr>
           <w:p>
             <w:pPr>
@@ -986,7 +1132,7 @@
             <w:r/>
             <w:r>
               <w:rPr>
-                <w:rFonts w:ascii="Times New Roman" w:hAnsi="Times New Roman" w:cs="Times New Roman" w:eastAsia="Times New Roman"/>
+                <w:rFonts w:ascii="Times New Roman" w:hAnsi="Times New Roman" w:eastAsia="Times New Roman"/>
                 <w:b/>
                 <w:i w:val="0"/>
                 <w:sz w:val="21"/>
@@ -998,7 +1144,13 @@
         <w:tc>
           <w:tcPr>
             <w:tcW w:type="dxa" w:w="2339"/>
-            <w:shd w:val="clear" w:color="auto" w:fill="EFEFEF"/>
+            <w:shd w:val="clear" w:color="auto" w:fill="EDEDED"/>
+            <w:tcBorders>
+              <w:top w:val="single" w:sz="4" w:space="0" w:color="808080"/>
+              <w:left w:val="single" w:sz="4" w:space="0" w:color="808080"/>
+              <w:bottom w:val="single" w:sz="4" w:space="0" w:color="808080"/>
+              <w:right w:val="single" w:sz="4" w:space="0" w:color="808080"/>
+            </w:tcBorders>
           </w:tcPr>
           <w:p>
             <w:pPr>
@@ -1008,7 +1160,7 @@
             <w:r/>
             <w:r>
               <w:rPr>
-                <w:rFonts w:ascii="Times New Roman" w:hAnsi="Times New Roman" w:cs="Times New Roman" w:eastAsia="Times New Roman"/>
+                <w:rFonts w:ascii="Times New Roman" w:hAnsi="Times New Roman" w:eastAsia="Times New Roman"/>
                 <w:b/>
                 <w:i w:val="0"/>
                 <w:sz w:val="21"/>
@@ -1022,6 +1174,12 @@
         <w:tc>
           <w:tcPr>
             <w:tcW w:type="dxa" w:w="2339"/>
+            <w:tcBorders>
+              <w:top w:val="single" w:sz="4" w:space="0" w:color="808080"/>
+              <w:left w:val="single" w:sz="4" w:space="0" w:color="808080"/>
+              <w:bottom w:val="single" w:sz="4" w:space="0" w:color="808080"/>
+              <w:right w:val="single" w:sz="4" w:space="0" w:color="808080"/>
+            </w:tcBorders>
           </w:tcPr>
           <w:p>
             <w:pPr>
@@ -1031,7 +1189,7 @@
             <w:r/>
             <w:r>
               <w:rPr>
-                <w:rFonts w:ascii="Times New Roman" w:hAnsi="Times New Roman" w:cs="Times New Roman" w:eastAsia="Times New Roman"/>
+                <w:rFonts w:ascii="Times New Roman" w:hAnsi="Times New Roman" w:eastAsia="Times New Roman"/>
                 <w:b w:val="0"/>
                 <w:i w:val="0"/>
                 <w:sz w:val="21"/>
@@ -1043,6 +1201,12 @@
         <w:tc>
           <w:tcPr>
             <w:tcW w:type="dxa" w:w="2339"/>
+            <w:tcBorders>
+              <w:top w:val="single" w:sz="4" w:space="0" w:color="808080"/>
+              <w:left w:val="single" w:sz="4" w:space="0" w:color="808080"/>
+              <w:bottom w:val="single" w:sz="4" w:space="0" w:color="808080"/>
+              <w:right w:val="single" w:sz="4" w:space="0" w:color="808080"/>
+            </w:tcBorders>
           </w:tcPr>
           <w:p>
             <w:pPr>
@@ -1052,7 +1216,7 @@
             <w:r/>
             <w:r>
               <w:rPr>
-                <w:rFonts w:ascii="Times New Roman" w:hAnsi="Times New Roman" w:cs="Times New Roman" w:eastAsia="Times New Roman"/>
+                <w:rFonts w:ascii="Times New Roman" w:hAnsi="Times New Roman" w:eastAsia="Times New Roman"/>
                 <w:b w:val="0"/>
                 <w:i w:val="0"/>
                 <w:sz w:val="21"/>
@@ -1064,6 +1228,12 @@
         <w:tc>
           <w:tcPr>
             <w:tcW w:type="dxa" w:w="2339"/>
+            <w:tcBorders>
+              <w:top w:val="single" w:sz="4" w:space="0" w:color="808080"/>
+              <w:left w:val="single" w:sz="4" w:space="0" w:color="808080"/>
+              <w:bottom w:val="single" w:sz="4" w:space="0" w:color="808080"/>
+              <w:right w:val="single" w:sz="4" w:space="0" w:color="808080"/>
+            </w:tcBorders>
           </w:tcPr>
           <w:p>
             <w:pPr>
@@ -1073,7 +1243,7 @@
             <w:r/>
             <w:r>
               <w:rPr>
-                <w:rFonts w:ascii="Times New Roman" w:hAnsi="Times New Roman" w:cs="Times New Roman" w:eastAsia="Times New Roman"/>
+                <w:rFonts w:ascii="Times New Roman" w:hAnsi="Times New Roman" w:eastAsia="Times New Roman"/>
                 <w:b w:val="0"/>
                 <w:i w:val="0"/>
                 <w:sz w:val="21"/>
@@ -1085,6 +1255,12 @@
         <w:tc>
           <w:tcPr>
             <w:tcW w:type="dxa" w:w="2339"/>
+            <w:tcBorders>
+              <w:top w:val="single" w:sz="4" w:space="0" w:color="808080"/>
+              <w:left w:val="single" w:sz="4" w:space="0" w:color="808080"/>
+              <w:bottom w:val="single" w:sz="4" w:space="0" w:color="808080"/>
+              <w:right w:val="single" w:sz="4" w:space="0" w:color="808080"/>
+            </w:tcBorders>
           </w:tcPr>
           <w:p>
             <w:pPr>
@@ -1094,7 +1270,7 @@
             <w:r/>
             <w:r>
               <w:rPr>
-                <w:rFonts w:ascii="Times New Roman" w:hAnsi="Times New Roman" w:cs="Times New Roman" w:eastAsia="Times New Roman"/>
+                <w:rFonts w:ascii="Times New Roman" w:hAnsi="Times New Roman" w:eastAsia="Times New Roman"/>
                 <w:b w:val="0"/>
                 <w:i w:val="0"/>
                 <w:sz w:val="21"/>
@@ -1108,6 +1284,12 @@
         <w:tc>
           <w:tcPr>
             <w:tcW w:type="dxa" w:w="2339"/>
+            <w:tcBorders>
+              <w:top w:val="single" w:sz="4" w:space="0" w:color="808080"/>
+              <w:left w:val="single" w:sz="4" w:space="0" w:color="808080"/>
+              <w:bottom w:val="single" w:sz="4" w:space="0" w:color="808080"/>
+              <w:right w:val="single" w:sz="4" w:space="0" w:color="808080"/>
+            </w:tcBorders>
           </w:tcPr>
           <w:p>
             <w:pPr>
@@ -1117,7 +1299,7 @@
             <w:r/>
             <w:r>
               <w:rPr>
-                <w:rFonts w:ascii="Times New Roman" w:hAnsi="Times New Roman" w:cs="Times New Roman" w:eastAsia="Times New Roman"/>
+                <w:rFonts w:ascii="Times New Roman" w:hAnsi="Times New Roman" w:eastAsia="Times New Roman"/>
                 <w:b w:val="0"/>
                 <w:i w:val="0"/>
                 <w:sz w:val="21"/>
@@ -1129,6 +1311,12 @@
         <w:tc>
           <w:tcPr>
             <w:tcW w:type="dxa" w:w="2339"/>
+            <w:tcBorders>
+              <w:top w:val="single" w:sz="4" w:space="0" w:color="808080"/>
+              <w:left w:val="single" w:sz="4" w:space="0" w:color="808080"/>
+              <w:bottom w:val="single" w:sz="4" w:space="0" w:color="808080"/>
+              <w:right w:val="single" w:sz="4" w:space="0" w:color="808080"/>
+            </w:tcBorders>
           </w:tcPr>
           <w:p>
             <w:pPr>
@@ -1138,7 +1326,7 @@
             <w:r/>
             <w:r>
               <w:rPr>
-                <w:rFonts w:ascii="Times New Roman" w:hAnsi="Times New Roman" w:cs="Times New Roman" w:eastAsia="Times New Roman"/>
+                <w:rFonts w:ascii="Times New Roman" w:hAnsi="Times New Roman" w:eastAsia="Times New Roman"/>
                 <w:b w:val="0"/>
                 <w:i w:val="0"/>
                 <w:sz w:val="21"/>
@@ -1150,6 +1338,12 @@
         <w:tc>
           <w:tcPr>
             <w:tcW w:type="dxa" w:w="2339"/>
+            <w:tcBorders>
+              <w:top w:val="single" w:sz="4" w:space="0" w:color="808080"/>
+              <w:left w:val="single" w:sz="4" w:space="0" w:color="808080"/>
+              <w:bottom w:val="single" w:sz="4" w:space="0" w:color="808080"/>
+              <w:right w:val="single" w:sz="4" w:space="0" w:color="808080"/>
+            </w:tcBorders>
           </w:tcPr>
           <w:p>
             <w:pPr>
@@ -1159,7 +1353,7 @@
             <w:r/>
             <w:r>
               <w:rPr>
-                <w:rFonts w:ascii="Times New Roman" w:hAnsi="Times New Roman" w:cs="Times New Roman" w:eastAsia="Times New Roman"/>
+                <w:rFonts w:ascii="Times New Roman" w:hAnsi="Times New Roman" w:eastAsia="Times New Roman"/>
                 <w:b w:val="0"/>
                 <w:i w:val="0"/>
                 <w:sz w:val="21"/>
@@ -1171,6 +1365,12 @@
         <w:tc>
           <w:tcPr>
             <w:tcW w:type="dxa" w:w="2339"/>
+            <w:tcBorders>
+              <w:top w:val="single" w:sz="4" w:space="0" w:color="808080"/>
+              <w:left w:val="single" w:sz="4" w:space="0" w:color="808080"/>
+              <w:bottom w:val="single" w:sz="4" w:space="0" w:color="808080"/>
+              <w:right w:val="single" w:sz="4" w:space="0" w:color="808080"/>
+            </w:tcBorders>
           </w:tcPr>
           <w:p>
             <w:pPr>
@@ -1180,7 +1380,7 @@
             <w:r/>
             <w:r>
               <w:rPr>
-                <w:rFonts w:ascii="Times New Roman" w:hAnsi="Times New Roman" w:cs="Times New Roman" w:eastAsia="Times New Roman"/>
+                <w:rFonts w:ascii="Times New Roman" w:hAnsi="Times New Roman" w:eastAsia="Times New Roman"/>
                 <w:b w:val="0"/>
                 <w:i w:val="0"/>
                 <w:sz w:val="21"/>
@@ -1194,6 +1394,12 @@
         <w:tc>
           <w:tcPr>
             <w:tcW w:type="dxa" w:w="2339"/>
+            <w:tcBorders>
+              <w:top w:val="single" w:sz="4" w:space="0" w:color="808080"/>
+              <w:left w:val="single" w:sz="4" w:space="0" w:color="808080"/>
+              <w:bottom w:val="single" w:sz="4" w:space="0" w:color="808080"/>
+              <w:right w:val="single" w:sz="4" w:space="0" w:color="808080"/>
+            </w:tcBorders>
           </w:tcPr>
           <w:p>
             <w:pPr>
@@ -1203,7 +1409,7 @@
             <w:r/>
             <w:r>
               <w:rPr>
-                <w:rFonts w:ascii="Times New Roman" w:hAnsi="Times New Roman" w:cs="Times New Roman" w:eastAsia="Times New Roman"/>
+                <w:rFonts w:ascii="Times New Roman" w:hAnsi="Times New Roman" w:eastAsia="Times New Roman"/>
                 <w:b w:val="0"/>
                 <w:i w:val="0"/>
                 <w:sz w:val="21"/>
@@ -1215,6 +1421,12 @@
         <w:tc>
           <w:tcPr>
             <w:tcW w:type="dxa" w:w="2339"/>
+            <w:tcBorders>
+              <w:top w:val="single" w:sz="4" w:space="0" w:color="808080"/>
+              <w:left w:val="single" w:sz="4" w:space="0" w:color="808080"/>
+              <w:bottom w:val="single" w:sz="4" w:space="0" w:color="808080"/>
+              <w:right w:val="single" w:sz="4" w:space="0" w:color="808080"/>
+            </w:tcBorders>
           </w:tcPr>
           <w:p>
             <w:pPr>
@@ -1224,7 +1436,7 @@
             <w:r/>
             <w:r>
               <w:rPr>
-                <w:rFonts w:ascii="Times New Roman" w:hAnsi="Times New Roman" w:cs="Times New Roman" w:eastAsia="Times New Roman"/>
+                <w:rFonts w:ascii="Times New Roman" w:hAnsi="Times New Roman" w:eastAsia="Times New Roman"/>
                 <w:b w:val="0"/>
                 <w:i w:val="0"/>
                 <w:sz w:val="21"/>
@@ -1236,6 +1448,12 @@
         <w:tc>
           <w:tcPr>
             <w:tcW w:type="dxa" w:w="2339"/>
+            <w:tcBorders>
+              <w:top w:val="single" w:sz="4" w:space="0" w:color="808080"/>
+              <w:left w:val="single" w:sz="4" w:space="0" w:color="808080"/>
+              <w:bottom w:val="single" w:sz="4" w:space="0" w:color="808080"/>
+              <w:right w:val="single" w:sz="4" w:space="0" w:color="808080"/>
+            </w:tcBorders>
           </w:tcPr>
           <w:p>
             <w:pPr>
@@ -1245,7 +1463,7 @@
             <w:r/>
             <w:r>
               <w:rPr>
-                <w:rFonts w:ascii="Times New Roman" w:hAnsi="Times New Roman" w:cs="Times New Roman" w:eastAsia="Times New Roman"/>
+                <w:rFonts w:ascii="Times New Roman" w:hAnsi="Times New Roman" w:eastAsia="Times New Roman"/>
                 <w:b w:val="0"/>
                 <w:i w:val="0"/>
                 <w:sz w:val="21"/>
@@ -1257,6 +1475,12 @@
         <w:tc>
           <w:tcPr>
             <w:tcW w:type="dxa" w:w="2339"/>
+            <w:tcBorders>
+              <w:top w:val="single" w:sz="4" w:space="0" w:color="808080"/>
+              <w:left w:val="single" w:sz="4" w:space="0" w:color="808080"/>
+              <w:bottom w:val="single" w:sz="4" w:space="0" w:color="808080"/>
+              <w:right w:val="single" w:sz="4" w:space="0" w:color="808080"/>
+            </w:tcBorders>
           </w:tcPr>
           <w:p>
             <w:pPr>
@@ -1266,7 +1490,7 @@
             <w:r/>
             <w:r>
               <w:rPr>
-                <w:rFonts w:ascii="Times New Roman" w:hAnsi="Times New Roman" w:cs="Times New Roman" w:eastAsia="Times New Roman"/>
+                <w:rFonts w:ascii="Times New Roman" w:hAnsi="Times New Roman" w:eastAsia="Times New Roman"/>
                 <w:b w:val="0"/>
                 <w:i w:val="0"/>
                 <w:sz w:val="21"/>
@@ -1280,6 +1504,12 @@
         <w:tc>
           <w:tcPr>
             <w:tcW w:type="dxa" w:w="2339"/>
+            <w:tcBorders>
+              <w:top w:val="single" w:sz="4" w:space="0" w:color="808080"/>
+              <w:left w:val="single" w:sz="4" w:space="0" w:color="808080"/>
+              <w:bottom w:val="single" w:sz="4" w:space="0" w:color="808080"/>
+              <w:right w:val="single" w:sz="4" w:space="0" w:color="808080"/>
+            </w:tcBorders>
           </w:tcPr>
           <w:p>
             <w:pPr>
@@ -1289,7 +1519,7 @@
             <w:r/>
             <w:r>
               <w:rPr>
-                <w:rFonts w:ascii="Times New Roman" w:hAnsi="Times New Roman" w:cs="Times New Roman" w:eastAsia="Times New Roman"/>
+                <w:rFonts w:ascii="Times New Roman" w:hAnsi="Times New Roman" w:eastAsia="Times New Roman"/>
                 <w:b w:val="0"/>
                 <w:i w:val="0"/>
                 <w:sz w:val="21"/>
@@ -1301,6 +1531,12 @@
         <w:tc>
           <w:tcPr>
             <w:tcW w:type="dxa" w:w="2339"/>
+            <w:tcBorders>
+              <w:top w:val="single" w:sz="4" w:space="0" w:color="808080"/>
+              <w:left w:val="single" w:sz="4" w:space="0" w:color="808080"/>
+              <w:bottom w:val="single" w:sz="4" w:space="0" w:color="808080"/>
+              <w:right w:val="single" w:sz="4" w:space="0" w:color="808080"/>
+            </w:tcBorders>
           </w:tcPr>
           <w:p>
             <w:pPr>
@@ -1310,7 +1546,7 @@
             <w:r/>
             <w:r>
               <w:rPr>
-                <w:rFonts w:ascii="Times New Roman" w:hAnsi="Times New Roman" w:cs="Times New Roman" w:eastAsia="Times New Roman"/>
+                <w:rFonts w:ascii="Times New Roman" w:hAnsi="Times New Roman" w:eastAsia="Times New Roman"/>
                 <w:b w:val="0"/>
                 <w:i w:val="0"/>
                 <w:sz w:val="21"/>
@@ -1322,6 +1558,12 @@
         <w:tc>
           <w:tcPr>
             <w:tcW w:type="dxa" w:w="2339"/>
+            <w:tcBorders>
+              <w:top w:val="single" w:sz="4" w:space="0" w:color="808080"/>
+              <w:left w:val="single" w:sz="4" w:space="0" w:color="808080"/>
+              <w:bottom w:val="single" w:sz="4" w:space="0" w:color="808080"/>
+              <w:right w:val="single" w:sz="4" w:space="0" w:color="808080"/>
+            </w:tcBorders>
           </w:tcPr>
           <w:p>
             <w:pPr>
@@ -1331,7 +1573,7 @@
             <w:r/>
             <w:r>
               <w:rPr>
-                <w:rFonts w:ascii="Times New Roman" w:hAnsi="Times New Roman" w:cs="Times New Roman" w:eastAsia="Times New Roman"/>
+                <w:rFonts w:ascii="Times New Roman" w:hAnsi="Times New Roman" w:eastAsia="Times New Roman"/>
                 <w:b w:val="0"/>
                 <w:i w:val="0"/>
                 <w:sz w:val="21"/>
@@ -1343,6 +1585,12 @@
         <w:tc>
           <w:tcPr>
             <w:tcW w:type="dxa" w:w="2339"/>
+            <w:tcBorders>
+              <w:top w:val="single" w:sz="4" w:space="0" w:color="808080"/>
+              <w:left w:val="single" w:sz="4" w:space="0" w:color="808080"/>
+              <w:bottom w:val="single" w:sz="4" w:space="0" w:color="808080"/>
+              <w:right w:val="single" w:sz="4" w:space="0" w:color="808080"/>
+            </w:tcBorders>
           </w:tcPr>
           <w:p>
             <w:pPr>
@@ -1352,7 +1600,7 @@
             <w:r/>
             <w:r>
               <w:rPr>
-                <w:rFonts w:ascii="Times New Roman" w:hAnsi="Times New Roman" w:cs="Times New Roman" w:eastAsia="Times New Roman"/>
+                <w:rFonts w:ascii="Times New Roman" w:hAnsi="Times New Roman" w:eastAsia="Times New Roman"/>
                 <w:b w:val="0"/>
                 <w:i w:val="0"/>
                 <w:sz w:val="21"/>
@@ -1370,12 +1618,14 @@
     </w:p>
     <w:p>
       <w:pPr>
-        <w:spacing w:before="240" w:after="120" w:line="276" w:lineRule="auto"/>
+        <w:keepNext/>
+        <w:spacing w:before="200" w:after="120" w:line="276" w:lineRule="auto"/>
+        <w:ind w:firstLine="0" w:left="0"/>
         <w:jc w:val="left"/>
       </w:pPr>
       <w:r>
         <w:rPr>
-          <w:rFonts w:ascii="Times New Roman" w:hAnsi="Times New Roman" w:cs="Times New Roman" w:eastAsia="Times New Roman"/>
+          <w:rFonts w:ascii="Times New Roman" w:hAnsi="Times New Roman" w:eastAsia="Times New Roman"/>
           <w:b/>
           <w:i w:val="0"/>
           <w:sz w:val="26"/>
@@ -1385,13 +1635,14 @@
     </w:p>
     <w:p>
       <w:pPr>
-        <w:spacing w:before="0" w:after="80" w:line="276" w:lineRule="auto"/>
-        <w:ind w:left="340"/>
+        <w:keepNext w:val="0"/>
+        <w:spacing w:before="0" w:after="60" w:line="276" w:lineRule="auto"/>
+        <w:ind w:firstLine="0" w:left="567"/>
         <w:jc w:val="both"/>
       </w:pPr>
       <w:r>
         <w:rPr>
-          <w:rFonts w:ascii="Times New Roman" w:hAnsi="Times New Roman" w:cs="Times New Roman" w:eastAsia="Times New Roman"/>
+          <w:rFonts w:ascii="Times New Roman" w:hAnsi="Times New Roman" w:eastAsia="Times New Roman"/>
           <w:b w:val="0"/>
           <w:i w:val="0"/>
           <w:sz w:val="24"/>
@@ -1401,13 +1652,14 @@
     </w:p>
     <w:p>
       <w:pPr>
-        <w:spacing w:before="0" w:after="80" w:line="276" w:lineRule="auto"/>
-        <w:ind w:left="340"/>
+        <w:keepNext w:val="0"/>
+        <w:spacing w:before="0" w:after="60" w:line="276" w:lineRule="auto"/>
+        <w:ind w:firstLine="0" w:left="567"/>
         <w:jc w:val="both"/>
       </w:pPr>
       <w:r>
         <w:rPr>
-          <w:rFonts w:ascii="Times New Roman" w:hAnsi="Times New Roman" w:cs="Times New Roman" w:eastAsia="Times New Roman"/>
+          <w:rFonts w:ascii="Times New Roman" w:hAnsi="Times New Roman" w:eastAsia="Times New Roman"/>
           <w:b w:val="0"/>
           <w:i w:val="0"/>
           <w:sz w:val="24"/>
@@ -1417,13 +1669,14 @@
     </w:p>
     <w:p>
       <w:pPr>
-        <w:spacing w:before="0" w:after="80" w:line="276" w:lineRule="auto"/>
-        <w:ind w:left="340"/>
+        <w:keepNext w:val="0"/>
+        <w:spacing w:before="0" w:after="60" w:line="276" w:lineRule="auto"/>
+        <w:ind w:firstLine="0" w:left="567"/>
         <w:jc w:val="both"/>
       </w:pPr>
       <w:r>
         <w:rPr>
-          <w:rFonts w:ascii="Times New Roman" w:hAnsi="Times New Roman" w:cs="Times New Roman" w:eastAsia="Times New Roman"/>
+          <w:rFonts w:ascii="Times New Roman" w:hAnsi="Times New Roman" w:eastAsia="Times New Roman"/>
           <w:b w:val="0"/>
           <w:i w:val="0"/>
           <w:sz w:val="24"/>
@@ -1433,13 +1686,14 @@
     </w:p>
     <w:p>
       <w:pPr>
-        <w:spacing w:before="0" w:after="80" w:line="276" w:lineRule="auto"/>
-        <w:ind w:left="340"/>
+        <w:keepNext w:val="0"/>
+        <w:spacing w:before="0" w:after="60" w:line="276" w:lineRule="auto"/>
+        <w:ind w:firstLine="0" w:left="567"/>
         <w:jc w:val="both"/>
       </w:pPr>
       <w:r>
         <w:rPr>
-          <w:rFonts w:ascii="Times New Roman" w:hAnsi="Times New Roman" w:cs="Times New Roman" w:eastAsia="Times New Roman"/>
+          <w:rFonts w:ascii="Times New Roman" w:hAnsi="Times New Roman" w:eastAsia="Times New Roman"/>
           <w:b w:val="0"/>
           <w:i w:val="0"/>
           <w:sz w:val="24"/>
@@ -1449,13 +1703,14 @@
     </w:p>
     <w:p>
       <w:pPr>
-        <w:spacing w:before="0" w:after="80" w:line="276" w:lineRule="auto"/>
-        <w:ind w:left="340"/>
+        <w:keepNext w:val="0"/>
+        <w:spacing w:before="0" w:after="60" w:line="276" w:lineRule="auto"/>
+        <w:ind w:firstLine="0" w:left="567"/>
         <w:jc w:val="both"/>
       </w:pPr>
       <w:r>
         <w:rPr>
-          <w:rFonts w:ascii="Times New Roman" w:hAnsi="Times New Roman" w:cs="Times New Roman" w:eastAsia="Times New Roman"/>
+          <w:rFonts w:ascii="Times New Roman" w:hAnsi="Times New Roman" w:eastAsia="Times New Roman"/>
           <w:b w:val="0"/>
           <w:i w:val="0"/>
           <w:sz w:val="24"/>
@@ -1465,12 +1720,14 @@
     </w:p>
     <w:p>
       <w:pPr>
-        <w:spacing w:before="240" w:after="120" w:line="276" w:lineRule="auto"/>
+        <w:keepNext/>
+        <w:spacing w:before="200" w:after="120" w:line="276" w:lineRule="auto"/>
+        <w:ind w:firstLine="0" w:left="0"/>
         <w:jc w:val="left"/>
       </w:pPr>
       <w:r>
         <w:rPr>
-          <w:rFonts w:ascii="Times New Roman" w:hAnsi="Times New Roman" w:cs="Times New Roman" w:eastAsia="Times New Roman"/>
+          <w:rFonts w:ascii="Times New Roman" w:hAnsi="Times New Roman" w:eastAsia="Times New Roman"/>
           <w:b/>
           <w:i w:val="0"/>
           <w:sz w:val="26"/>
@@ -1492,13 +1749,16 @@
         <w:gridCol w:w="2339"/>
       </w:tblGrid>
       <w:tr>
-        <w:trPr>
-          <w:tblHeader w:val="true"/>
-        </w:trPr>
         <w:tc>
           <w:tcPr>
             <w:tcW w:type="dxa" w:w="2339"/>
-            <w:shd w:val="clear" w:color="auto" w:fill="EFEFEF"/>
+            <w:shd w:val="clear" w:color="auto" w:fill="EDEDED"/>
+            <w:tcBorders>
+              <w:top w:val="single" w:sz="4" w:space="0" w:color="808080"/>
+              <w:left w:val="single" w:sz="4" w:space="0" w:color="808080"/>
+              <w:bottom w:val="single" w:sz="4" w:space="0" w:color="808080"/>
+              <w:right w:val="single" w:sz="4" w:space="0" w:color="808080"/>
+            </w:tcBorders>
           </w:tcPr>
           <w:p>
             <w:pPr>
@@ -1508,7 +1768,7 @@
             <w:r/>
             <w:r>
               <w:rPr>
-                <w:rFonts w:ascii="Times New Roman" w:hAnsi="Times New Roman" w:cs="Times New Roman" w:eastAsia="Times New Roman"/>
+                <w:rFonts w:ascii="Times New Roman" w:hAnsi="Times New Roman" w:eastAsia="Times New Roman"/>
                 <w:b/>
                 <w:i w:val="0"/>
                 <w:sz w:val="21"/>
@@ -1520,7 +1780,13 @@
         <w:tc>
           <w:tcPr>
             <w:tcW w:type="dxa" w:w="2339"/>
-            <w:shd w:val="clear" w:color="auto" w:fill="EFEFEF"/>
+            <w:shd w:val="clear" w:color="auto" w:fill="EDEDED"/>
+            <w:tcBorders>
+              <w:top w:val="single" w:sz="4" w:space="0" w:color="808080"/>
+              <w:left w:val="single" w:sz="4" w:space="0" w:color="808080"/>
+              <w:bottom w:val="single" w:sz="4" w:space="0" w:color="808080"/>
+              <w:right w:val="single" w:sz="4" w:space="0" w:color="808080"/>
+            </w:tcBorders>
           </w:tcPr>
           <w:p>
             <w:pPr>
@@ -1530,7 +1796,7 @@
             <w:r/>
             <w:r>
               <w:rPr>
-                <w:rFonts w:ascii="Times New Roman" w:hAnsi="Times New Roman" w:cs="Times New Roman" w:eastAsia="Times New Roman"/>
+                <w:rFonts w:ascii="Times New Roman" w:hAnsi="Times New Roman" w:eastAsia="Times New Roman"/>
                 <w:b/>
                 <w:i w:val="0"/>
                 <w:sz w:val="21"/>
@@ -1542,7 +1808,13 @@
         <w:tc>
           <w:tcPr>
             <w:tcW w:type="dxa" w:w="2339"/>
-            <w:shd w:val="clear" w:color="auto" w:fill="EFEFEF"/>
+            <w:shd w:val="clear" w:color="auto" w:fill="EDEDED"/>
+            <w:tcBorders>
+              <w:top w:val="single" w:sz="4" w:space="0" w:color="808080"/>
+              <w:left w:val="single" w:sz="4" w:space="0" w:color="808080"/>
+              <w:bottom w:val="single" w:sz="4" w:space="0" w:color="808080"/>
+              <w:right w:val="single" w:sz="4" w:space="0" w:color="808080"/>
+            </w:tcBorders>
           </w:tcPr>
           <w:p>
             <w:pPr>
@@ -1552,7 +1824,7 @@
             <w:r/>
             <w:r>
               <w:rPr>
-                <w:rFonts w:ascii="Times New Roman" w:hAnsi="Times New Roman" w:cs="Times New Roman" w:eastAsia="Times New Roman"/>
+                <w:rFonts w:ascii="Times New Roman" w:hAnsi="Times New Roman" w:eastAsia="Times New Roman"/>
                 <w:b/>
                 <w:i w:val="0"/>
                 <w:sz w:val="21"/>
@@ -1564,7 +1836,13 @@
         <w:tc>
           <w:tcPr>
             <w:tcW w:type="dxa" w:w="2339"/>
-            <w:shd w:val="clear" w:color="auto" w:fill="EFEFEF"/>
+            <w:shd w:val="clear" w:color="auto" w:fill="EDEDED"/>
+            <w:tcBorders>
+              <w:top w:val="single" w:sz="4" w:space="0" w:color="808080"/>
+              <w:left w:val="single" w:sz="4" w:space="0" w:color="808080"/>
+              <w:bottom w:val="single" w:sz="4" w:space="0" w:color="808080"/>
+              <w:right w:val="single" w:sz="4" w:space="0" w:color="808080"/>
+            </w:tcBorders>
           </w:tcPr>
           <w:p>
             <w:pPr>
@@ -1574,7 +1852,7 @@
             <w:r/>
             <w:r>
               <w:rPr>
-                <w:rFonts w:ascii="Times New Roman" w:hAnsi="Times New Roman" w:cs="Times New Roman" w:eastAsia="Times New Roman"/>
+                <w:rFonts w:ascii="Times New Roman" w:hAnsi="Times New Roman" w:eastAsia="Times New Roman"/>
                 <w:b/>
                 <w:i w:val="0"/>
                 <w:sz w:val="21"/>
@@ -1588,6 +1866,12 @@
         <w:tc>
           <w:tcPr>
             <w:tcW w:type="dxa" w:w="2339"/>
+            <w:tcBorders>
+              <w:top w:val="single" w:sz="4" w:space="0" w:color="808080"/>
+              <w:left w:val="single" w:sz="4" w:space="0" w:color="808080"/>
+              <w:bottom w:val="single" w:sz="4" w:space="0" w:color="808080"/>
+              <w:right w:val="single" w:sz="4" w:space="0" w:color="808080"/>
+            </w:tcBorders>
           </w:tcPr>
           <w:p>
             <w:pPr>
@@ -1597,7 +1881,7 @@
             <w:r/>
             <w:r>
               <w:rPr>
-                <w:rFonts w:ascii="Times New Roman" w:hAnsi="Times New Roman" w:cs="Times New Roman" w:eastAsia="Times New Roman"/>
+                <w:rFonts w:ascii="Times New Roman" w:hAnsi="Times New Roman" w:eastAsia="Times New Roman"/>
                 <w:b w:val="0"/>
                 <w:i w:val="0"/>
                 <w:sz w:val="21"/>
@@ -1609,6 +1893,12 @@
         <w:tc>
           <w:tcPr>
             <w:tcW w:type="dxa" w:w="2339"/>
+            <w:tcBorders>
+              <w:top w:val="single" w:sz="4" w:space="0" w:color="808080"/>
+              <w:left w:val="single" w:sz="4" w:space="0" w:color="808080"/>
+              <w:bottom w:val="single" w:sz="4" w:space="0" w:color="808080"/>
+              <w:right w:val="single" w:sz="4" w:space="0" w:color="808080"/>
+            </w:tcBorders>
           </w:tcPr>
           <w:p>
             <w:pPr>
@@ -1621,6 +1911,12 @@
         <w:tc>
           <w:tcPr>
             <w:tcW w:type="dxa" w:w="2339"/>
+            <w:tcBorders>
+              <w:top w:val="single" w:sz="4" w:space="0" w:color="808080"/>
+              <w:left w:val="single" w:sz="4" w:space="0" w:color="808080"/>
+              <w:bottom w:val="single" w:sz="4" w:space="0" w:color="808080"/>
+              <w:right w:val="single" w:sz="4" w:space="0" w:color="808080"/>
+            </w:tcBorders>
           </w:tcPr>
           <w:p>
             <w:pPr>
@@ -1633,6 +1929,12 @@
         <w:tc>
           <w:tcPr>
             <w:tcW w:type="dxa" w:w="2339"/>
+            <w:tcBorders>
+              <w:top w:val="single" w:sz="4" w:space="0" w:color="808080"/>
+              <w:left w:val="single" w:sz="4" w:space="0" w:color="808080"/>
+              <w:bottom w:val="single" w:sz="4" w:space="0" w:color="808080"/>
+              <w:right w:val="single" w:sz="4" w:space="0" w:color="808080"/>
+            </w:tcBorders>
           </w:tcPr>
           <w:p>
             <w:pPr>
@@ -1647,6 +1949,12 @@
         <w:tc>
           <w:tcPr>
             <w:tcW w:type="dxa" w:w="2339"/>
+            <w:tcBorders>
+              <w:top w:val="single" w:sz="4" w:space="0" w:color="808080"/>
+              <w:left w:val="single" w:sz="4" w:space="0" w:color="808080"/>
+              <w:bottom w:val="single" w:sz="4" w:space="0" w:color="808080"/>
+              <w:right w:val="single" w:sz="4" w:space="0" w:color="808080"/>
+            </w:tcBorders>
           </w:tcPr>
           <w:p>
             <w:pPr>
@@ -1656,7 +1964,7 @@
             <w:r/>
             <w:r>
               <w:rPr>
-                <w:rFonts w:ascii="Times New Roman" w:hAnsi="Times New Roman" w:cs="Times New Roman" w:eastAsia="Times New Roman"/>
+                <w:rFonts w:ascii="Times New Roman" w:hAnsi="Times New Roman" w:eastAsia="Times New Roman"/>
                 <w:b w:val="0"/>
                 <w:i w:val="0"/>
                 <w:sz w:val="21"/>
@@ -1668,6 +1976,12 @@
         <w:tc>
           <w:tcPr>
             <w:tcW w:type="dxa" w:w="2339"/>
+            <w:tcBorders>
+              <w:top w:val="single" w:sz="4" w:space="0" w:color="808080"/>
+              <w:left w:val="single" w:sz="4" w:space="0" w:color="808080"/>
+              <w:bottom w:val="single" w:sz="4" w:space="0" w:color="808080"/>
+              <w:right w:val="single" w:sz="4" w:space="0" w:color="808080"/>
+            </w:tcBorders>
           </w:tcPr>
           <w:p>
             <w:pPr>
@@ -1680,6 +1994,12 @@
         <w:tc>
           <w:tcPr>
             <w:tcW w:type="dxa" w:w="2339"/>
+            <w:tcBorders>
+              <w:top w:val="single" w:sz="4" w:space="0" w:color="808080"/>
+              <w:left w:val="single" w:sz="4" w:space="0" w:color="808080"/>
+              <w:bottom w:val="single" w:sz="4" w:space="0" w:color="808080"/>
+              <w:right w:val="single" w:sz="4" w:space="0" w:color="808080"/>
+            </w:tcBorders>
           </w:tcPr>
           <w:p>
             <w:pPr>
@@ -1692,6 +2012,12 @@
         <w:tc>
           <w:tcPr>
             <w:tcW w:type="dxa" w:w="2339"/>
+            <w:tcBorders>
+              <w:top w:val="single" w:sz="4" w:space="0" w:color="808080"/>
+              <w:left w:val="single" w:sz="4" w:space="0" w:color="808080"/>
+              <w:bottom w:val="single" w:sz="4" w:space="0" w:color="808080"/>
+              <w:right w:val="single" w:sz="4" w:space="0" w:color="808080"/>
+            </w:tcBorders>
           </w:tcPr>
           <w:p>
             <w:pPr>
@@ -1706,6 +2032,12 @@
         <w:tc>
           <w:tcPr>
             <w:tcW w:type="dxa" w:w="2339"/>
+            <w:tcBorders>
+              <w:top w:val="single" w:sz="4" w:space="0" w:color="808080"/>
+              <w:left w:val="single" w:sz="4" w:space="0" w:color="808080"/>
+              <w:bottom w:val="single" w:sz="4" w:space="0" w:color="808080"/>
+              <w:right w:val="single" w:sz="4" w:space="0" w:color="808080"/>
+            </w:tcBorders>
           </w:tcPr>
           <w:p>
             <w:pPr>
@@ -1715,7 +2047,7 @@
             <w:r/>
             <w:r>
               <w:rPr>
-                <w:rFonts w:ascii="Times New Roman" w:hAnsi="Times New Roman" w:cs="Times New Roman" w:eastAsia="Times New Roman"/>
+                <w:rFonts w:ascii="Times New Roman" w:hAnsi="Times New Roman" w:eastAsia="Times New Roman"/>
                 <w:b w:val="0"/>
                 <w:i w:val="0"/>
                 <w:sz w:val="21"/>
@@ -1727,6 +2059,12 @@
         <w:tc>
           <w:tcPr>
             <w:tcW w:type="dxa" w:w="2339"/>
+            <w:tcBorders>
+              <w:top w:val="single" w:sz="4" w:space="0" w:color="808080"/>
+              <w:left w:val="single" w:sz="4" w:space="0" w:color="808080"/>
+              <w:bottom w:val="single" w:sz="4" w:space="0" w:color="808080"/>
+              <w:right w:val="single" w:sz="4" w:space="0" w:color="808080"/>
+            </w:tcBorders>
           </w:tcPr>
           <w:p>
             <w:pPr>
@@ -1739,6 +2077,12 @@
         <w:tc>
           <w:tcPr>
             <w:tcW w:type="dxa" w:w="2339"/>
+            <w:tcBorders>
+              <w:top w:val="single" w:sz="4" w:space="0" w:color="808080"/>
+              <w:left w:val="single" w:sz="4" w:space="0" w:color="808080"/>
+              <w:bottom w:val="single" w:sz="4" w:space="0" w:color="808080"/>
+              <w:right w:val="single" w:sz="4" w:space="0" w:color="808080"/>
+            </w:tcBorders>
           </w:tcPr>
           <w:p>
             <w:pPr>
@@ -1751,6 +2095,12 @@
         <w:tc>
           <w:tcPr>
             <w:tcW w:type="dxa" w:w="2339"/>
+            <w:tcBorders>
+              <w:top w:val="single" w:sz="4" w:space="0" w:color="808080"/>
+              <w:left w:val="single" w:sz="4" w:space="0" w:color="808080"/>
+              <w:bottom w:val="single" w:sz="4" w:space="0" w:color="808080"/>
+              <w:right w:val="single" w:sz="4" w:space="0" w:color="808080"/>
+            </w:tcBorders>
           </w:tcPr>
           <w:p>
             <w:pPr>
@@ -1765,6 +2115,12 @@
         <w:tc>
           <w:tcPr>
             <w:tcW w:type="dxa" w:w="2339"/>
+            <w:tcBorders>
+              <w:top w:val="single" w:sz="4" w:space="0" w:color="808080"/>
+              <w:left w:val="single" w:sz="4" w:space="0" w:color="808080"/>
+              <w:bottom w:val="single" w:sz="4" w:space="0" w:color="808080"/>
+              <w:right w:val="single" w:sz="4" w:space="0" w:color="808080"/>
+            </w:tcBorders>
           </w:tcPr>
           <w:p>
             <w:pPr>
@@ -1774,7 +2130,7 @@
             <w:r/>
             <w:r>
               <w:rPr>
-                <w:rFonts w:ascii="Times New Roman" w:hAnsi="Times New Roman" w:cs="Times New Roman" w:eastAsia="Times New Roman"/>
+                <w:rFonts w:ascii="Times New Roman" w:hAnsi="Times New Roman" w:eastAsia="Times New Roman"/>
                 <w:b w:val="0"/>
                 <w:i w:val="0"/>
                 <w:sz w:val="21"/>
@@ -1786,6 +2142,12 @@
         <w:tc>
           <w:tcPr>
             <w:tcW w:type="dxa" w:w="2339"/>
+            <w:tcBorders>
+              <w:top w:val="single" w:sz="4" w:space="0" w:color="808080"/>
+              <w:left w:val="single" w:sz="4" w:space="0" w:color="808080"/>
+              <w:bottom w:val="single" w:sz="4" w:space="0" w:color="808080"/>
+              <w:right w:val="single" w:sz="4" w:space="0" w:color="808080"/>
+            </w:tcBorders>
           </w:tcPr>
           <w:p>
             <w:pPr>
@@ -1798,6 +2160,12 @@
         <w:tc>
           <w:tcPr>
             <w:tcW w:type="dxa" w:w="2339"/>
+            <w:tcBorders>
+              <w:top w:val="single" w:sz="4" w:space="0" w:color="808080"/>
+              <w:left w:val="single" w:sz="4" w:space="0" w:color="808080"/>
+              <w:bottom w:val="single" w:sz="4" w:space="0" w:color="808080"/>
+              <w:right w:val="single" w:sz="4" w:space="0" w:color="808080"/>
+            </w:tcBorders>
           </w:tcPr>
           <w:p>
             <w:pPr>
@@ -1810,6 +2178,12 @@
         <w:tc>
           <w:tcPr>
             <w:tcW w:type="dxa" w:w="2339"/>
+            <w:tcBorders>
+              <w:top w:val="single" w:sz="4" w:space="0" w:color="808080"/>
+              <w:left w:val="single" w:sz="4" w:space="0" w:color="808080"/>
+              <w:bottom w:val="single" w:sz="4" w:space="0" w:color="808080"/>
+              <w:right w:val="single" w:sz="4" w:space="0" w:color="808080"/>
+            </w:tcBorders>
           </w:tcPr>
           <w:p>
             <w:pPr>
@@ -1824,6 +2198,12 @@
         <w:tc>
           <w:tcPr>
             <w:tcW w:type="dxa" w:w="2339"/>
+            <w:tcBorders>
+              <w:top w:val="single" w:sz="4" w:space="0" w:color="808080"/>
+              <w:left w:val="single" w:sz="4" w:space="0" w:color="808080"/>
+              <w:bottom w:val="single" w:sz="4" w:space="0" w:color="808080"/>
+              <w:right w:val="single" w:sz="4" w:space="0" w:color="808080"/>
+            </w:tcBorders>
           </w:tcPr>
           <w:p>
             <w:pPr>
@@ -1833,7 +2213,7 @@
             <w:r/>
             <w:r>
               <w:rPr>
-                <w:rFonts w:ascii="Times New Roman" w:hAnsi="Times New Roman" w:cs="Times New Roman" w:eastAsia="Times New Roman"/>
+                <w:rFonts w:ascii="Times New Roman" w:hAnsi="Times New Roman" w:eastAsia="Times New Roman"/>
                 <w:b w:val="0"/>
                 <w:i w:val="0"/>
                 <w:sz w:val="21"/>
@@ -1845,6 +2225,12 @@
         <w:tc>
           <w:tcPr>
             <w:tcW w:type="dxa" w:w="2339"/>
+            <w:tcBorders>
+              <w:top w:val="single" w:sz="4" w:space="0" w:color="808080"/>
+              <w:left w:val="single" w:sz="4" w:space="0" w:color="808080"/>
+              <w:bottom w:val="single" w:sz="4" w:space="0" w:color="808080"/>
+              <w:right w:val="single" w:sz="4" w:space="0" w:color="808080"/>
+            </w:tcBorders>
           </w:tcPr>
           <w:p>
             <w:pPr>
@@ -1857,6 +2243,12 @@
         <w:tc>
           <w:tcPr>
             <w:tcW w:type="dxa" w:w="2339"/>
+            <w:tcBorders>
+              <w:top w:val="single" w:sz="4" w:space="0" w:color="808080"/>
+              <w:left w:val="single" w:sz="4" w:space="0" w:color="808080"/>
+              <w:bottom w:val="single" w:sz="4" w:space="0" w:color="808080"/>
+              <w:right w:val="single" w:sz="4" w:space="0" w:color="808080"/>
+            </w:tcBorders>
           </w:tcPr>
           <w:p>
             <w:pPr>
@@ -1869,6 +2261,12 @@
         <w:tc>
           <w:tcPr>
             <w:tcW w:type="dxa" w:w="2339"/>
+            <w:tcBorders>
+              <w:top w:val="single" w:sz="4" w:space="0" w:color="808080"/>
+              <w:left w:val="single" w:sz="4" w:space="0" w:color="808080"/>
+              <w:bottom w:val="single" w:sz="4" w:space="0" w:color="808080"/>
+              <w:right w:val="single" w:sz="4" w:space="0" w:color="808080"/>
+            </w:tcBorders>
           </w:tcPr>
           <w:p>
             <w:pPr>
@@ -1883,6 +2281,12 @@
         <w:tc>
           <w:tcPr>
             <w:tcW w:type="dxa" w:w="2339"/>
+            <w:tcBorders>
+              <w:top w:val="single" w:sz="4" w:space="0" w:color="808080"/>
+              <w:left w:val="single" w:sz="4" w:space="0" w:color="808080"/>
+              <w:bottom w:val="single" w:sz="4" w:space="0" w:color="808080"/>
+              <w:right w:val="single" w:sz="4" w:space="0" w:color="808080"/>
+            </w:tcBorders>
           </w:tcPr>
           <w:p>
             <w:pPr>
@@ -1892,7 +2296,7 @@
             <w:r/>
             <w:r>
               <w:rPr>
-                <w:rFonts w:ascii="Times New Roman" w:hAnsi="Times New Roman" w:cs="Times New Roman" w:eastAsia="Times New Roman"/>
+                <w:rFonts w:ascii="Times New Roman" w:hAnsi="Times New Roman" w:eastAsia="Times New Roman"/>
                 <w:b w:val="0"/>
                 <w:i w:val="0"/>
                 <w:sz w:val="21"/>
@@ -1904,6 +2308,12 @@
         <w:tc>
           <w:tcPr>
             <w:tcW w:type="dxa" w:w="2339"/>
+            <w:tcBorders>
+              <w:top w:val="single" w:sz="4" w:space="0" w:color="808080"/>
+              <w:left w:val="single" w:sz="4" w:space="0" w:color="808080"/>
+              <w:bottom w:val="single" w:sz="4" w:space="0" w:color="808080"/>
+              <w:right w:val="single" w:sz="4" w:space="0" w:color="808080"/>
+            </w:tcBorders>
           </w:tcPr>
           <w:p>
             <w:pPr>
@@ -1916,6 +2326,12 @@
         <w:tc>
           <w:tcPr>
             <w:tcW w:type="dxa" w:w="2339"/>
+            <w:tcBorders>
+              <w:top w:val="single" w:sz="4" w:space="0" w:color="808080"/>
+              <w:left w:val="single" w:sz="4" w:space="0" w:color="808080"/>
+              <w:bottom w:val="single" w:sz="4" w:space="0" w:color="808080"/>
+              <w:right w:val="single" w:sz="4" w:space="0" w:color="808080"/>
+            </w:tcBorders>
           </w:tcPr>
           <w:p>
             <w:pPr>
@@ -1928,6 +2344,12 @@
         <w:tc>
           <w:tcPr>
             <w:tcW w:type="dxa" w:w="2339"/>
+            <w:tcBorders>
+              <w:top w:val="single" w:sz="4" w:space="0" w:color="808080"/>
+              <w:left w:val="single" w:sz="4" w:space="0" w:color="808080"/>
+              <w:bottom w:val="single" w:sz="4" w:space="0" w:color="808080"/>
+              <w:right w:val="single" w:sz="4" w:space="0" w:color="808080"/>
+            </w:tcBorders>
           </w:tcPr>
           <w:p>
             <w:pPr>
@@ -1942,6 +2364,12 @@
         <w:tc>
           <w:tcPr>
             <w:tcW w:type="dxa" w:w="2339"/>
+            <w:tcBorders>
+              <w:top w:val="single" w:sz="4" w:space="0" w:color="808080"/>
+              <w:left w:val="single" w:sz="4" w:space="0" w:color="808080"/>
+              <w:bottom w:val="single" w:sz="4" w:space="0" w:color="808080"/>
+              <w:right w:val="single" w:sz="4" w:space="0" w:color="808080"/>
+            </w:tcBorders>
           </w:tcPr>
           <w:p>
             <w:pPr>
@@ -1951,7 +2379,7 @@
             <w:r/>
             <w:r>
               <w:rPr>
-                <w:rFonts w:ascii="Times New Roman" w:hAnsi="Times New Roman" w:cs="Times New Roman" w:eastAsia="Times New Roman"/>
+                <w:rFonts w:ascii="Times New Roman" w:hAnsi="Times New Roman" w:eastAsia="Times New Roman"/>
                 <w:b w:val="0"/>
                 <w:i w:val="0"/>
                 <w:sz w:val="21"/>
@@ -1963,6 +2391,12 @@
         <w:tc>
           <w:tcPr>
             <w:tcW w:type="dxa" w:w="2339"/>
+            <w:tcBorders>
+              <w:top w:val="single" w:sz="4" w:space="0" w:color="808080"/>
+              <w:left w:val="single" w:sz="4" w:space="0" w:color="808080"/>
+              <w:bottom w:val="single" w:sz="4" w:space="0" w:color="808080"/>
+              <w:right w:val="single" w:sz="4" w:space="0" w:color="808080"/>
+            </w:tcBorders>
           </w:tcPr>
           <w:p>
             <w:pPr>
@@ -1975,6 +2409,12 @@
         <w:tc>
           <w:tcPr>
             <w:tcW w:type="dxa" w:w="2339"/>
+            <w:tcBorders>
+              <w:top w:val="single" w:sz="4" w:space="0" w:color="808080"/>
+              <w:left w:val="single" w:sz="4" w:space="0" w:color="808080"/>
+              <w:bottom w:val="single" w:sz="4" w:space="0" w:color="808080"/>
+              <w:right w:val="single" w:sz="4" w:space="0" w:color="808080"/>
+            </w:tcBorders>
           </w:tcPr>
           <w:p>
             <w:pPr>
@@ -1987,6 +2427,12 @@
         <w:tc>
           <w:tcPr>
             <w:tcW w:type="dxa" w:w="2339"/>
+            <w:tcBorders>
+              <w:top w:val="single" w:sz="4" w:space="0" w:color="808080"/>
+              <w:left w:val="single" w:sz="4" w:space="0" w:color="808080"/>
+              <w:bottom w:val="single" w:sz="4" w:space="0" w:color="808080"/>
+              <w:right w:val="single" w:sz="4" w:space="0" w:color="808080"/>
+            </w:tcBorders>
           </w:tcPr>
           <w:p>
             <w:pPr>
@@ -2005,13 +2451,14 @@
     </w:p>
     <w:p>
       <w:pPr>
+        <w:keepNext w:val="0"/>
         <w:spacing w:before="0" w:after="120" w:line="276" w:lineRule="auto"/>
-        <w:ind w:firstLine="709"/>
+        <w:ind w:firstLine="709" w:left="0"/>
         <w:jc w:val="both"/>
       </w:pPr>
       <w:r>
         <w:rPr>
-          <w:rFonts w:ascii="Times New Roman" w:hAnsi="Times New Roman" w:cs="Times New Roman" w:eastAsia="Times New Roman"/>
+          <w:rFonts w:ascii="Times New Roman" w:hAnsi="Times New Roman" w:eastAsia="Times New Roman"/>
           <w:b w:val="0"/>
           <w:i/>
           <w:sz w:val="24"/>
